--- a/fuentes/62360025_CF03_DU.docx
+++ b/fuentes/62360025_CF03_DU.docx
@@ -1,6 +1,6 @@
 
 <file path=word/document.xml><?xml version="1.0" encoding="utf-8"?>
-<w:document xmlns:wpc="http://schemas.microsoft.com/office/word/2010/wordprocessingCanvas" xmlns:cx="http://schemas.microsoft.com/office/drawing/2014/chartex" xmlns:cx1="http://schemas.microsoft.com/office/drawing/2015/9/8/chartex" xmlns:cx2="http://schemas.microsoft.com/office/drawing/2015/10/21/chartex" xmlns:cx3="http://schemas.microsoft.com/office/drawing/2016/5/9/chartex" xmlns:cx4="http://schemas.microsoft.com/office/drawing/2016/5/10/chartex" xmlns:cx5="http://schemas.microsoft.com/office/drawing/2016/5/11/chartex" xmlns:cx6="http://schemas.microsoft.com/office/drawing/2016/5/12/chartex" xmlns:cx7="http://schemas.microsoft.com/office/drawing/2016/5/13/chartex" xmlns:cx8="http://schemas.microsoft.com/office/drawing/2016/5/14/chartex" xmlns:mc="http://schemas.openxmlformats.org/markup-compatibility/2006" xmlns:aink="http://schemas.microsoft.com/office/drawing/2016/ink" xmlns:am3d="http://schemas.microsoft.com/office/drawing/2017/model3d" xmlns:o="urn:schemas-microsoft-com:office:office" xmlns:oel="http://schemas.microsoft.com/office/2019/extlst" xmlns:r="http://schemas.openxmlformats.org/officeDocument/2006/relationships" xmlns:m="http://schemas.openxmlformats.org/officeDocument/2006/math" xmlns:v="urn:schemas-microsoft-com:vml" xmlns:wp14="http://schemas.microsoft.com/office/word/2010/wordprocessingDrawing" xmlns:wp="http://schemas.openxmlformats.org/drawingml/2006/wordprocessingDrawing" xmlns:w10="urn:schemas-microsoft-com:office:word" xmlns:w="http://schemas.openxmlformats.org/wordprocessingml/2006/main" xmlns:w14="http://schemas.microsoft.com/office/word/2010/wordml" xmlns:w15="http://schemas.microsoft.com/office/word/2012/wordml" xmlns:w16cex="http://schemas.microsoft.com/office/word/2018/wordml/cex" xmlns:w16cid="http://schemas.microsoft.com/office/word/2016/wordml/cid" xmlns:w16="http://schemas.microsoft.com/office/word/2018/wordml" xmlns:w16du="http://schemas.microsoft.com/office/word/2023/wordml/word16du" xmlns:w16sdtdh="http://schemas.microsoft.com/office/word/2020/wordml/sdtdatahash" xmlns:w16sdtfl="http://schemas.microsoft.com/office/word/2024/wordml/sdtformatlock" xmlns:w16se="http://schemas.microsoft.com/office/word/2015/wordml/symex" xmlns:wpg="http://schemas.microsoft.com/office/word/2010/wordprocessingGroup" xmlns:wpi="http://schemas.microsoft.com/office/word/2010/wordprocessingInk" xmlns:wne="http://schemas.microsoft.com/office/word/2006/wordml" xmlns:wps="http://schemas.microsoft.com/office/word/2010/wordprocessingShape" mc:Ignorable="w14 w15 w16se w16cid w16 w16cex w16sdtdh w16sdtfl w16du wp14">
+<w:document xmlns:wpc="http://schemas.microsoft.com/office/word/2010/wordprocessingCanvas" xmlns:cx="http://schemas.microsoft.com/office/drawing/2014/chartex" xmlns:cx1="http://schemas.microsoft.com/office/drawing/2015/9/8/chartex" xmlns:cx2="http://schemas.microsoft.com/office/drawing/2015/10/21/chartex" xmlns:cx3="http://schemas.microsoft.com/office/drawing/2016/5/9/chartex" xmlns:cx4="http://schemas.microsoft.com/office/drawing/2016/5/10/chartex" xmlns:cx5="http://schemas.microsoft.com/office/drawing/2016/5/11/chartex" xmlns:cx6="http://schemas.microsoft.com/office/drawing/2016/5/12/chartex" xmlns:cx7="http://schemas.microsoft.com/office/drawing/2016/5/13/chartex" xmlns:cx8="http://schemas.microsoft.com/office/drawing/2016/5/14/chartex" xmlns:mc="http://schemas.openxmlformats.org/markup-compatibility/2006" xmlns:aink="http://schemas.microsoft.com/office/drawing/2016/ink" xmlns:am3d="http://schemas.microsoft.com/office/drawing/2017/model3d" xmlns:o="urn:schemas-microsoft-com:office:office" xmlns:r="http://schemas.openxmlformats.org/officeDocument/2006/relationships" xmlns:m="http://schemas.openxmlformats.org/officeDocument/2006/math" xmlns:v="urn:schemas-microsoft-com:vml" xmlns:wp14="http://schemas.microsoft.com/office/word/2010/wordprocessingDrawing" xmlns:wp="http://schemas.openxmlformats.org/drawingml/2006/wordprocessingDrawing" xmlns:w10="urn:schemas-microsoft-com:office:word" xmlns:w="http://schemas.openxmlformats.org/wordprocessingml/2006/main" xmlns:w14="http://schemas.microsoft.com/office/word/2010/wordml" xmlns:w15="http://schemas.microsoft.com/office/word/2012/wordml" xmlns:w16cex="http://schemas.microsoft.com/office/word/2018/wordml/cex" xmlns:w16cid="http://schemas.microsoft.com/office/word/2016/wordml/cid" xmlns:w16="http://schemas.microsoft.com/office/word/2018/wordml" xmlns:w16sdtdh="http://schemas.microsoft.com/office/word/2020/wordml/sdtdatahash" xmlns:w16se="http://schemas.microsoft.com/office/word/2015/wordml/symex" xmlns:wpg="http://schemas.microsoft.com/office/word/2010/wordprocessingGroup" xmlns:wpi="http://schemas.microsoft.com/office/word/2010/wordprocessingInk" xmlns:wne="http://schemas.microsoft.com/office/word/2006/wordml" xmlns:wps="http://schemas.microsoft.com/office/word/2010/wordprocessingShape" mc:Ignorable="w14 w15 w16se w16cid w16 w16cex w16sdtdh wp14">
   <w:body>
     <w:p>
       <w:pPr>
@@ -205,7 +205,7 @@
               </wp:anchor>
             </w:drawing>
           </mc:Choice>
-          <mc:Fallback>
+          <mc:Fallback xmlns:w16sdtfl="http://schemas.microsoft.com/office/word/2024/wordml/sdtformatlock" xmlns:w16du="http://schemas.microsoft.com/office/word/2023/wordml/word16du" xmlns:oel="http://schemas.microsoft.com/office/2019/extlst">
             <w:pict>
               <v:rect w14:anchorId="4C256C62" id="Rectángulo 3" o:spid="_x0000_s1026" alt="&quot;&quot;" style="position:absolute;margin-left:-55.95pt;margin-top:26.4pt;width:613.85pt;height:164.25pt;z-index:-251655168;visibility:visible;mso-wrap-style:square;mso-height-percent:0;mso-wrap-distance-left:9pt;mso-wrap-distance-top:0;mso-wrap-distance-right:9pt;mso-wrap-distance-bottom:0;mso-position-horizontal:absolute;mso-position-horizontal-relative:text;mso-position-vertical:absolute;mso-position-vertical-relative:text;mso-height-percent:0;mso-height-relative:margin;v-text-anchor:middle" o:gfxdata="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" fillcolor="#00314d" stroked="f" strokeweight="1pt"/>
             </w:pict>
@@ -318,7 +318,7 @@
                 <v:stroke joinstyle="miter"/>
                 <v:path gradientshapeok="t" o:connecttype="rect"/>
               </v:shapetype>
-              <v:shape id="Cuadro de texto 2" o:spid="_x0000_s1026" type="#_x0000_t202" alt="&quot;&quot;" style="position:absolute;left:0;text-align:left;margin-left:-25.2pt;margin-top:21.9pt;width:549pt;height:102.95pt;z-index:251663360;visibility:visible;mso-wrap-style:square;mso-width-percent:0;mso-height-percent:0;mso-wrap-distance-left:9pt;mso-wrap-distance-top:3.6pt;mso-wrap-distance-right:9pt;mso-wrap-distance-bottom:3.6pt;mso-position-horizontal:absolute;mso-position-horizontal-relative:margin;mso-position-vertical:absolute;mso-position-vertical-relative:text;mso-width-percent:0;mso-height-percent:0;mso-width-relative:margin;mso-height-relative:margin;v-text-anchor:top" o:gfxdata="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" filled="f" stroked="f">
+              <v:shape id="Cuadro de texto 2" o:spid="_x0000_s1026" type="#_x0000_t202" alt="&quot;&quot;" style="position:absolute;left:0;text-align:left;margin-left:-25.2pt;margin-top:21.9pt;width:549pt;height:102.95pt;z-index:251663360;visibility:visible;mso-wrap-style:square;mso-width-percent:0;mso-height-percent:0;mso-wrap-distance-left:9pt;mso-wrap-distance-top:3.6pt;mso-wrap-distance-right:9pt;mso-wrap-distance-bottom:3.6pt;mso-position-horizontal:absolute;mso-position-horizontal-relative:margin;mso-position-vertical:absolute;mso-position-vertical-relative:text;mso-width-percent:0;mso-height-percent:0;mso-width-relative:margin;mso-height-relative:margin;v-text-anchor:top" o:gfxdata="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" filled="f" stroked="f">
                 <v:textbox>
                   <w:txbxContent>
                     <w:p>
@@ -2344,7 +2344,7 @@
                 <w:noProof/>
                 <w:webHidden/>
               </w:rPr>
-              <w:t>46</w:t>
+              <w:t>47</w:t>
             </w:r>
             <w:r>
               <w:rPr>
@@ -2417,7 +2417,7 @@
                 <w:noProof/>
                 <w:webHidden/>
               </w:rPr>
-              <w:t>47</w:t>
+              <w:t>48</w:t>
             </w:r>
             <w:r>
               <w:rPr>
@@ -5519,7 +5519,19 @@
         <w:rPr>
           <w:lang w:val="es-419" w:eastAsia="es-CO"/>
         </w:rPr>
-        <w:t>Para ello, se utilizan herramientas de analítica digital, plataformas especializadas que recopilan, organizan e interpretan la información generada durante la interacción de los usuarios con los contenidos digitales. La información obtenida facilita la toma de decisiones basada en evidencia, favorece la optimización de campañas y fortalece las estrategias de comunicación. Estas herramientas permiten analizar múltiples variables relacionadas con el rendimiento de las acciones digitales, entre ellas:</w:t>
+        <w:t xml:space="preserve">Para ello, se utilizan herramientas de analítica digital, plataformas especializadas que </w:t>
+      </w:r>
+      <w:r>
+        <w:rPr>
+          <w:lang w:val="es-419" w:eastAsia="es-CO"/>
+        </w:rPr>
+        <w:t>recopilan, organizan y presentan información para facilitar su análisis e interpretación.</w:t>
+      </w:r>
+      <w:r>
+        <w:rPr>
+          <w:lang w:val="es-419" w:eastAsia="es-CO"/>
+        </w:rPr>
+        <w:t xml:space="preserve"> La información obtenida facilita la toma de decisiones basada en evidencia, favorece la optimización de campañas y fortalece las estrategias de comunicación. Estas herramientas permiten analizar múltiples variables relacionadas con el rendimiento de las acciones digitales, entre ellas:</w:t>
       </w:r>
     </w:p>
     <w:p>
@@ -6001,7 +6013,21 @@
         <w:rPr>
           <w:lang w:val="es-419" w:eastAsia="es-CO"/>
         </w:rPr>
-        <w:t xml:space="preserve"> e Instagram desde una misma plataforma. Proporciona información sobre alcance, interacciones, crecimiento de la audiencia, rendimiento de las publicaciones y resultados de campañas, facilitando la toma de decisiones para optimizar la estrategia digital.</w:t>
+        <w:t xml:space="preserve"> </w:t>
+      </w:r>
+      <w:proofErr w:type="spellStart"/>
+      <w:r>
+        <w:rPr>
+          <w:lang w:val="es-419" w:eastAsia="es-CO"/>
+        </w:rPr>
+        <w:t>e</w:t>
+      </w:r>
+      <w:proofErr w:type="spellEnd"/>
+      <w:r>
+        <w:rPr>
+          <w:lang w:val="es-419" w:eastAsia="es-CO"/>
+        </w:rPr>
+        <w:t xml:space="preserve"> Instagram desde una misma plataforma. Proporciona información sobre alcance, interacciones, crecimiento de la audiencia, rendimiento de las publicaciones y resultados de campañas, facilitando la toma de decisiones para optimizar la estrategia digital.</w:t>
       </w:r>
     </w:p>
     <w:p>
@@ -6020,8 +6046,16 @@
         <w:rPr>
           <w:rStyle w:val="Ttulo5Car"/>
         </w:rPr>
-        <w:t>Instagram Insights</w:t>
-      </w:r>
+        <w:t xml:space="preserve">Instagram </w:t>
+      </w:r>
+      <w:proofErr w:type="spellStart"/>
+      <w:r>
+        <w:rPr>
+          <w:rStyle w:val="Ttulo5Car"/>
+        </w:rPr>
+        <w:t>Insights</w:t>
+      </w:r>
+      <w:proofErr w:type="spellEnd"/>
       <w:r>
         <w:rPr>
           <w:rStyle w:val="Ttulo5Car"/>
@@ -6071,8 +6105,16 @@
         <w:rPr>
           <w:rStyle w:val="Ttulo5Car"/>
         </w:rPr>
-        <w:t>LinkedIn Analytics</w:t>
-      </w:r>
+        <w:t xml:space="preserve">LinkedIn </w:t>
+      </w:r>
+      <w:proofErr w:type="spellStart"/>
+      <w:r>
+        <w:rPr>
+          <w:rStyle w:val="Ttulo5Car"/>
+        </w:rPr>
+        <w:t>Analytics</w:t>
+      </w:r>
+      <w:proofErr w:type="spellEnd"/>
       <w:r>
         <w:rPr>
           <w:rStyle w:val="Ttulo5Car"/>
@@ -6143,7 +6185,21 @@
         <w:rPr>
           <w:rStyle w:val="Ttulo5Car"/>
         </w:rPr>
-        <w:t>Google Analytics.</w:t>
+        <w:t xml:space="preserve">Google </w:t>
+      </w:r>
+      <w:proofErr w:type="spellStart"/>
+      <w:r>
+        <w:rPr>
+          <w:rStyle w:val="Ttulo5Car"/>
+        </w:rPr>
+        <w:t>Analytics</w:t>
+      </w:r>
+      <w:proofErr w:type="spellEnd"/>
+      <w:r>
+        <w:rPr>
+          <w:rStyle w:val="Ttulo5Car"/>
+        </w:rPr>
+        <w:t>.</w:t>
       </w:r>
       <w:r>
         <w:rPr>
@@ -6186,8 +6242,13 @@
         <w:t xml:space="preserve">Una empresa pública contenido durante un mes en Instagram. Al revisar </w:t>
       </w:r>
       <w:r>
-        <w:t>Instagram Insights</w:t>
-      </w:r>
+        <w:t xml:space="preserve">Instagram </w:t>
+      </w:r>
+      <w:proofErr w:type="spellStart"/>
+      <w:r>
+        <w:t>Insights</w:t>
+      </w:r>
+      <w:proofErr w:type="spellEnd"/>
       <w:r>
         <w:rPr>
           <w:lang w:val="es-419" w:eastAsia="es-CO"/>
@@ -6454,8 +6515,17 @@
           <w:rStyle w:val="Extranjerismo"/>
           <w:lang w:val="es-419" w:eastAsia="es-CO"/>
         </w:rPr>
-        <w:t>open source</w:t>
-      </w:r>
+        <w:t xml:space="preserve">open </w:t>
+      </w:r>
+      <w:proofErr w:type="spellStart"/>
+      <w:r>
+        <w:rPr>
+          <w:rStyle w:val="Extranjerismo"/>
+          <w:lang w:val="es-419" w:eastAsia="es-CO"/>
+        </w:rPr>
+        <w:t>source</w:t>
+      </w:r>
+      <w:proofErr w:type="spellEnd"/>
       <w:r>
         <w:rPr>
           <w:lang w:val="es-419" w:eastAsia="es-CO"/>
@@ -6617,8 +6687,17 @@
           <w:rStyle w:val="Extranjerismo"/>
           <w:lang w:val="es-419" w:eastAsia="es-CO"/>
         </w:rPr>
-        <w:t>open source</w:t>
-      </w:r>
+        <w:t xml:space="preserve">open </w:t>
+      </w:r>
+      <w:proofErr w:type="spellStart"/>
+      <w:r>
+        <w:rPr>
+          <w:rStyle w:val="Extranjerismo"/>
+          <w:lang w:val="es-419" w:eastAsia="es-CO"/>
+        </w:rPr>
+        <w:t>source</w:t>
+      </w:r>
+      <w:proofErr w:type="spellEnd"/>
       <w:r>
         <w:rPr>
           <w:lang w:val="es-419" w:eastAsia="es-CO"/>
@@ -10358,6 +10437,7 @@
         </w:rPr>
         <w:t xml:space="preserve">Además de conocer el alcance de una publicación, resulta fundamental analizar la forma en que los usuarios interactúan con ella. Las interacciones reflejan el nivel de participación de la audiencia, mientras que el </w:t>
       </w:r>
+      <w:proofErr w:type="spellStart"/>
       <w:r>
         <w:rPr>
           <w:rStyle w:val="Extranjerismo"/>
@@ -10365,6 +10445,7 @@
         </w:rPr>
         <w:t>engagement</w:t>
       </w:r>
+      <w:proofErr w:type="spellEnd"/>
       <w:r>
         <w:rPr>
           <w:lang w:val="es-ES" w:eastAsia="es-CO"/>
@@ -10416,6 +10497,7 @@
           <w:lang w:val="es-ES" w:eastAsia="es-CO"/>
         </w:rPr>
       </w:pPr>
+      <w:proofErr w:type="spellStart"/>
       <w:r>
         <w:rPr>
           <w:rStyle w:val="Extranjerismo"/>
@@ -10425,6 +10507,7 @@
         </w:rPr>
         <w:t>Engagement</w:t>
       </w:r>
+      <w:proofErr w:type="spellEnd"/>
       <w:r>
         <w:rPr>
           <w:b/>
@@ -10512,6 +10595,7 @@
         <w:lastRenderedPageBreak/>
         <w:t xml:space="preserve">Aunque la publicación A alcanzó un mayor número de personas, la publicación B generó una participación significativamente superior. Por esta razón, puede considerarse más efectiva en términos de </w:t>
       </w:r>
+      <w:proofErr w:type="spellStart"/>
       <w:r>
         <w:rPr>
           <w:rStyle w:val="Extranjerismo"/>
@@ -10519,6 +10603,7 @@
         </w:rPr>
         <w:t>engagement</w:t>
       </w:r>
+      <w:proofErr w:type="spellEnd"/>
       <w:r>
         <w:rPr>
           <w:lang w:val="es-ES" w:eastAsia="es-CO"/>
@@ -11685,45 +11770,101 @@
     </w:p>
     <w:p>
       <w:pPr>
-        <w:pStyle w:val="Prrafodelista"/>
-        <w:numPr>
-          <w:ilvl w:val="0"/>
-          <w:numId w:val="53"/>
-        </w:numPr>
-        <w:ind w:left="993"/>
-        <w:rPr>
-          <w:lang w:val="es-419" w:eastAsia="es-CO"/>
-        </w:rPr>
+        <w:ind w:firstLine="0"/>
+        <w:rPr>
+          <w:lang w:val="es-419" w:eastAsia="es-CO"/>
+        </w:rPr>
+      </w:pPr>
+    </w:p>
+    <w:p>
+      <w:pPr>
+        <w:ind w:firstLine="0"/>
+        <w:rPr>
+          <w:lang w:val="es-419" w:eastAsia="es-CO"/>
+        </w:rPr>
+      </w:pPr>
+    </w:p>
+    <w:p>
+      <w:pPr>
+        <w:pStyle w:val="Ttulo5"/>
       </w:pPr>
       <w:r>
         <w:rPr>
           <w:rStyle w:val="Ttulo5Car"/>
-        </w:rPr>
-        <w:t>Recolección automática.</w:t>
-      </w:r>
-      <w:r>
-        <w:rPr>
-          <w:lang w:val="es-419" w:eastAsia="es-CO"/>
-        </w:rPr>
-        <w:t xml:space="preserve"> La información es generada directamente por herramientas de analítica, como Meta Business Suite, </w:t>
-      </w:r>
-      <w:r>
-        <w:rPr>
-          <w:lang w:val="es-419" w:eastAsia="es-CO"/>
-        </w:rPr>
-        <w:t>Instagram Insights</w:t>
-      </w:r>
-      <w:r>
-        <w:rPr>
-          <w:lang w:val="es-419" w:eastAsia="es-CO"/>
-        </w:rPr>
-        <w:t xml:space="preserve"> o </w:t>
-      </w:r>
-      <w:r>
-        <w:rPr>
-          <w:lang w:val="es-419" w:eastAsia="es-CO"/>
-        </w:rPr>
-        <w:t>Google Analytics.</w:t>
+          <w:b/>
+        </w:rPr>
+        <w:lastRenderedPageBreak/>
+        <w:t>Recolección automática</w:t>
+      </w:r>
+    </w:p>
+    <w:p>
+      <w:pPr>
+        <w:ind w:firstLine="708"/>
+        <w:rPr>
+          <w:lang w:val="es-419" w:eastAsia="es-CO"/>
+        </w:rPr>
+      </w:pPr>
+      <w:r>
+        <w:rPr>
+          <w:lang w:val="es-419" w:eastAsia="es-CO"/>
+        </w:rPr>
+        <w:t xml:space="preserve">La información es generada directamente por herramientas de analítica, como Meta Business Suite, Instagram </w:t>
+      </w:r>
+      <w:proofErr w:type="spellStart"/>
+      <w:r>
+        <w:rPr>
+          <w:lang w:val="es-419" w:eastAsia="es-CO"/>
+        </w:rPr>
+        <w:t>Insights</w:t>
+      </w:r>
+      <w:proofErr w:type="spellEnd"/>
+      <w:r>
+        <w:rPr>
+          <w:lang w:val="es-419" w:eastAsia="es-CO"/>
+        </w:rPr>
+        <w:t xml:space="preserve"> o Google </w:t>
+      </w:r>
+      <w:proofErr w:type="spellStart"/>
+      <w:r>
+        <w:rPr>
+          <w:lang w:val="es-419" w:eastAsia="es-CO"/>
+        </w:rPr>
+        <w:t>Analytics</w:t>
+      </w:r>
+      <w:proofErr w:type="spellEnd"/>
+      <w:r>
+        <w:rPr>
+          <w:lang w:val="es-419" w:eastAsia="es-CO"/>
+        </w:rPr>
+        <w:t>.</w:t>
+      </w:r>
+    </w:p>
+    <w:p>
+      <w:pPr>
+        <w:pStyle w:val="Ttulo5"/>
+      </w:pPr>
+      <w:r>
+        <w:t>Recolección manual</w:t>
+      </w:r>
+    </w:p>
+    <w:p>
+      <w:pPr>
+        <w:ind w:firstLine="0"/>
+        <w:rPr>
+          <w:lang w:val="es-419" w:eastAsia="es-CO"/>
+        </w:rPr>
+      </w:pPr>
+      <w:r>
+        <w:rPr>
+          <w:lang w:val="es-419" w:eastAsia="es-CO"/>
+        </w:rPr>
+        <w:tab/>
+      </w:r>
+      <w:r>
+        <w:rPr>
+          <w:lang w:val="es-419" w:eastAsia="es-CO"/>
+        </w:rPr>
+        <w:t>Consiste en registrar periódicamente información para realizar seguimiento. Por ejemplo: seguidores, alcance e interacciones.</w:t>
       </w:r>
     </w:p>
     <w:p>
@@ -11731,7 +11872,6 @@
         <w:pStyle w:val="Ttulo4"/>
       </w:pPr>
       <w:r>
-        <w:lastRenderedPageBreak/>
         <w:t>Ejemplo práctico</w:t>
       </w:r>
     </w:p>
@@ -12032,6 +12172,7 @@
         <w:rPr>
           <w:lang w:val="es-419" w:eastAsia="es-CO"/>
         </w:rPr>
+        <w:lastRenderedPageBreak/>
         <w:t>Mantener registros organizados.</w:t>
       </w:r>
     </w:p>
@@ -12074,14 +12215,7 @@
         <w:rPr>
           <w:lang w:val="es-419" w:eastAsia="es-CO"/>
         </w:rPr>
-        <w:t xml:space="preserve">Una vez recopilados los datos, es necesario organizarlos para facilitar su interpretación. Una estructura adecuada favorece la identificación de patrones, agiliza el análisis y mejora la toma de decisiones. Cuando la información se encuentra dispersa, aumenta el riesgo de errores, se dificulta el análisis y se retrasa la </w:t>
-      </w:r>
-      <w:r>
-        <w:rPr>
-          <w:lang w:val="es-419" w:eastAsia="es-CO"/>
-        </w:rPr>
-        <w:lastRenderedPageBreak/>
-        <w:t>interpretación de los resultados. La organización de la información puede realizarse mediante diferentes herramientas y criterios:</w:t>
+        <w:t>Una vez recopilados los datos, es necesario organizarlos para facilitar su interpretación. Una estructura adecuada favorece la identificación de patrones, agiliza el análisis y mejora la toma de decisiones. Cuando la información se encuentra dispersa, aumenta el riesgo de errores, se dificulta el análisis y se retrasa la interpretación de los resultados. La organización de la información puede realizarse mediante diferentes herramientas y criterios:</w:t>
       </w:r>
     </w:p>
     <w:p>
@@ -12124,14 +12258,23 @@
         <w:rPr>
           <w:lang w:val="es-419" w:eastAsia="es-CO"/>
         </w:rPr>
-        <w:t>Google Sheets</w:t>
-      </w:r>
+        <w:t xml:space="preserve">Google </w:t>
+      </w:r>
+      <w:proofErr w:type="spellStart"/>
+      <w:r>
+        <w:rPr>
+          <w:lang w:val="es-419" w:eastAsia="es-CO"/>
+        </w:rPr>
+        <w:t>Sheets</w:t>
+      </w:r>
+      <w:proofErr w:type="spellEnd"/>
       <w:r>
         <w:rPr>
           <w:lang w:val="es-419" w:eastAsia="es-CO"/>
         </w:rPr>
         <w:t xml:space="preserve"> para el trabajo colaborativo; </w:t>
       </w:r>
+      <w:proofErr w:type="spellStart"/>
       <w:r>
         <w:rPr>
           <w:rStyle w:val="Extranjerismo"/>
@@ -12139,6 +12282,7 @@
         </w:rPr>
         <w:t>dashboards</w:t>
       </w:r>
+      <w:proofErr w:type="spellEnd"/>
       <w:r>
         <w:rPr>
           <w:lang w:val="es-419" w:eastAsia="es-CO"/>
@@ -12158,6 +12302,7 @@
         </w:rPr>
         <w:t xml:space="preserve"> de </w:t>
       </w:r>
+      <w:proofErr w:type="spellStart"/>
       <w:r>
         <w:rPr>
           <w:rStyle w:val="Extranjerismo"/>
@@ -12165,6 +12310,7 @@
         </w:rPr>
         <w:t>analytics</w:t>
       </w:r>
+      <w:proofErr w:type="spellEnd"/>
       <w:r>
         <w:rPr>
           <w:lang w:val="es-419" w:eastAsia="es-CO"/>
@@ -12436,6 +12582,7 @@
               <w:pStyle w:val="TextoTablas"/>
             </w:pPr>
             <w:r>
+              <w:lastRenderedPageBreak/>
               <w:t>Facebook</w:t>
             </w:r>
           </w:p>
@@ -12522,14 +12669,7 @@
         <w:rPr>
           <w:lang w:val="es-419" w:eastAsia="es-CO"/>
         </w:rPr>
-        <w:t xml:space="preserve">Una tendencia corresponde a un comportamiento que se mantiene o se repite durante un período determinado. Su análisis permite identificar patrones de evolución </w:t>
-      </w:r>
-      <w:r>
-        <w:rPr>
-          <w:lang w:val="es-419" w:eastAsia="es-CO"/>
-        </w:rPr>
-        <w:lastRenderedPageBreak/>
-        <w:t>en el desempeño de los contenidos y las campañas digitales, anticipar cambios en el comportamiento de las audiencias, optimizar las estrategias de comunicación y fortalecer la toma de decisiones. Para ello, es posible analizar variables como el crecimiento de la audiencia, la evolución de las interacciones, el rendimiento de las campañas, los formatos de contenido preferidos y el comportamiento de la audiencia a lo largo del tiempo.</w:t>
+        <w:t>Una tendencia corresponde a un comportamiento que se mantiene o se repite durante un período determinado. Su análisis permite identificar patrones de evolución en el desempeño de los contenidos y las campañas digitales, anticipar cambios en el comportamiento de las audiencias, optimizar las estrategias de comunicación y fortalecer la toma de decisiones. Para ello, es posible analizar variables como el crecimiento de la audiencia, la evolución de las interacciones, el rendimiento de las campañas, los formatos de contenido preferidos y el comportamiento de la audiencia a lo largo del tiempo.</w:t>
       </w:r>
     </w:p>
     <w:p>
@@ -12560,9 +12700,9 @@
           <w:lang w:val="es-419" w:eastAsia="es-CO"/>
         </w:rPr>
         <w:drawing>
-          <wp:inline distT="0" distB="0" distL="0" distR="0" wp14:anchorId="4AED6C8E" wp14:editId="4508560C">
-            <wp:extent cx="4674870" cy="3118455"/>
-            <wp:effectExtent l="0" t="0" r="0" b="6350"/>
+          <wp:inline distT="0" distB="0" distL="0" distR="0" wp14:anchorId="4AED6C8E" wp14:editId="1438EB1D">
+            <wp:extent cx="3855306" cy="2571750"/>
+            <wp:effectExtent l="0" t="0" r="0" b="0"/>
             <wp:docPr id="3" name="Imagen 3" descr="Gráfico de líneas sobre el crecimiento de la participación de la audiencia que presenta el número de interacciones por mes entre enero y abril, con valores de 800, 1.000, 1.300 y 1.700, y una tendencia ascendente sostenida. "/>
             <wp:cNvGraphicFramePr>
               <a:graphicFrameLocks xmlns:a="http://schemas.openxmlformats.org/drawingml/2006/main" noChangeAspect="1"/>
@@ -12589,7 +12729,7 @@
                   <pic:spPr>
                     <a:xfrm>
                       <a:off x="0" y="0"/>
-                      <a:ext cx="4684069" cy="3124591"/>
+                      <a:ext cx="3874700" cy="2584687"/>
                     </a:xfrm>
                     <a:prstGeom prst="rect">
                       <a:avLst/>
@@ -12615,6 +12755,7 @@
         <w:rPr>
           <w:lang w:val="es-419" w:eastAsia="es-CO"/>
         </w:rPr>
+        <w:lastRenderedPageBreak/>
         <w:tab/>
       </w:r>
       <w:r>
@@ -12626,26 +12767,6 @@
     </w:p>
     <w:p>
       <w:pPr>
-        <w:tabs>
-          <w:tab w:val="left" w:pos="1950"/>
-        </w:tabs>
-        <w:rPr>
-          <w:lang w:val="es-419" w:eastAsia="es-CO"/>
-        </w:rPr>
-      </w:pPr>
-    </w:p>
-    <w:p>
-      <w:pPr>
-        <w:tabs>
-          <w:tab w:val="left" w:pos="1950"/>
-        </w:tabs>
-        <w:rPr>
-          <w:lang w:val="es-419" w:eastAsia="es-CO"/>
-        </w:rPr>
-      </w:pPr>
-    </w:p>
-    <w:p>
-      <w:pPr>
         <w:pStyle w:val="Figura"/>
         <w:rPr>
           <w:lang w:val="es-419"/>
@@ -12655,7 +12776,6 @@
         <w:rPr>
           <w:lang w:val="es-419"/>
         </w:rPr>
-        <w:lastRenderedPageBreak/>
         <w:t>Tendencia negativa</w:t>
       </w:r>
     </w:p>
@@ -12676,9 +12796,9 @@
           <w:lang w:val="es-419" w:eastAsia="es-CO"/>
         </w:rPr>
         <w:drawing>
-          <wp:inline distT="0" distB="0" distL="0" distR="0" wp14:anchorId="28957A2C" wp14:editId="67549425">
-            <wp:extent cx="5207885" cy="3474012"/>
-            <wp:effectExtent l="0" t="0" r="0" b="0"/>
+          <wp:inline distT="0" distB="0" distL="0" distR="0" wp14:anchorId="28957A2C" wp14:editId="6AF54084">
+            <wp:extent cx="4469299" cy="2981325"/>
+            <wp:effectExtent l="0" t="0" r="7620" b="0"/>
             <wp:docPr id="4" name="Imagen 4" descr="Gráfico de líneas sobre la disminución de la visibilidad que presenta el alcance mensual entre enero y abril, con valores de 15.000, 13.000, 11.000 y 9.000, y una tendencia descendente progresiva. "/>
             <wp:cNvGraphicFramePr>
               <a:graphicFrameLocks xmlns:a="http://schemas.openxmlformats.org/drawingml/2006/main" noChangeAspect="1"/>
@@ -12705,7 +12825,7 @@
                   <pic:spPr>
                     <a:xfrm>
                       <a:off x="0" y="0"/>
-                      <a:ext cx="5220103" cy="3482162"/>
+                      <a:ext cx="4481414" cy="2989407"/>
                     </a:xfrm>
                     <a:prstGeom prst="rect">
                       <a:avLst/>
@@ -12811,7 +12931,6 @@
         <w:rPr>
           <w:lang w:val="es-419" w:eastAsia="es-CO"/>
         </w:rPr>
-        <w:lastRenderedPageBreak/>
         <w:t>Comparación del rendimiento de campañas digitales</w:t>
       </w:r>
     </w:p>
@@ -13032,6 +13151,78 @@
     </w:p>
     <w:p>
       <w:pPr>
+        <w:rPr>
+          <w:lang w:val="es-419" w:eastAsia="es-CO"/>
+        </w:rPr>
+      </w:pPr>
+    </w:p>
+    <w:p>
+      <w:pPr>
+        <w:pStyle w:val="Ttulo5"/>
+        <w:rPr>
+          <w:rStyle w:val="Ttulo5Car"/>
+          <w:b/>
+        </w:rPr>
+      </w:pPr>
+      <w:r>
+        <w:rPr>
+          <w:rStyle w:val="Ttulo5Car"/>
+          <w:b/>
+        </w:rPr>
+        <w:lastRenderedPageBreak/>
+        <w:t>Objetivos</w:t>
+      </w:r>
+    </w:p>
+    <w:p>
+      <w:pPr>
+        <w:ind w:firstLine="708"/>
+        <w:rPr>
+          <w:lang w:val="es-419" w:eastAsia="es-CO"/>
+        </w:rPr>
+      </w:pPr>
+      <w:r>
+        <w:rPr>
+          <w:lang w:val="es-419" w:eastAsia="es-CO"/>
+        </w:rPr>
+        <w:t>Resumir los resultados, facilitar su interpretación, comunicar los hallazgos, apoyar la toma de decisiones y documentar el desempeño.</w:t>
+      </w:r>
+    </w:p>
+    <w:p>
+      <w:pPr>
+        <w:pStyle w:val="Ttulo5"/>
+      </w:pPr>
+      <w:r>
+        <w:t>Estructura</w:t>
+      </w:r>
+    </w:p>
+    <w:p>
+      <w:pPr>
+        <w:rPr>
+          <w:lang w:val="es-419" w:eastAsia="es-CO"/>
+        </w:rPr>
+      </w:pPr>
+      <w:r>
+        <w:rPr>
+          <w:lang w:val="es-419" w:eastAsia="es-CO"/>
+        </w:rPr>
+        <w:t>Incluye el objetivo del análisis, los datos recopilados, los resultados obtenidos, la interpretación y las recomendaciones.</w:t>
+      </w:r>
+    </w:p>
+    <w:p>
+      <w:pPr>
+        <w:rPr>
+          <w:lang w:val="es-419" w:eastAsia="es-CO"/>
+        </w:rPr>
+      </w:pPr>
+      <w:r>
+        <w:rPr>
+          <w:lang w:val="es-419" w:eastAsia="es-CO"/>
+        </w:rPr>
+        <w:t>Ejemplo de resultados</w:t>
+      </w:r>
+    </w:p>
+    <w:p>
+      <w:pPr>
         <w:pStyle w:val="Prrafodelista"/>
         <w:numPr>
           <w:ilvl w:val="0"/>
@@ -13044,50 +13235,146 @@
       </w:pPr>
       <w:r>
         <w:rPr>
+          <w:lang w:val="es-419" w:eastAsia="es-CO"/>
+        </w:rPr>
+        <w:t>Alcance total: 50.000</w:t>
+      </w:r>
+    </w:p>
+    <w:p>
+      <w:pPr>
+        <w:pStyle w:val="Prrafodelista"/>
+        <w:numPr>
+          <w:ilvl w:val="0"/>
+          <w:numId w:val="57"/>
+        </w:numPr>
+        <w:ind w:left="993"/>
+        <w:rPr>
+          <w:lang w:val="es-419" w:eastAsia="es-CO"/>
+        </w:rPr>
+      </w:pPr>
+      <w:r>
+        <w:rPr>
+          <w:lang w:val="es-419" w:eastAsia="es-CO"/>
+        </w:rPr>
+        <w:t>Interacciones: 4.500</w:t>
+      </w:r>
+    </w:p>
+    <w:p>
+      <w:pPr>
+        <w:pStyle w:val="Prrafodelista"/>
+        <w:numPr>
+          <w:ilvl w:val="0"/>
+          <w:numId w:val="57"/>
+        </w:numPr>
+        <w:ind w:left="993"/>
+        <w:rPr>
+          <w:lang w:val="es-419" w:eastAsia="es-CO"/>
+        </w:rPr>
+      </w:pPr>
+      <w:r>
+        <w:rPr>
+          <w:lang w:val="es-419" w:eastAsia="es-CO"/>
+        </w:rPr>
+        <w:t>Conversiones: 620</w:t>
+      </w:r>
+    </w:p>
+    <w:p>
+      <w:pPr>
+        <w:pStyle w:val="Prrafodelista"/>
+        <w:numPr>
+          <w:ilvl w:val="0"/>
+          <w:numId w:val="57"/>
+        </w:numPr>
+        <w:ind w:left="993"/>
+        <w:rPr>
+          <w:lang w:val="es-419" w:eastAsia="es-CO"/>
+        </w:rPr>
+      </w:pPr>
+      <w:r>
+        <w:rPr>
+          <w:lang w:val="es-419" w:eastAsia="es-CO"/>
+        </w:rPr>
+        <w:t>Nuevos seguidores: 1.200</w:t>
+      </w:r>
+    </w:p>
+    <w:p>
+      <w:pPr>
+        <w:pStyle w:val="Ttulo5"/>
+        <w:rPr>
           <w:rStyle w:val="Ttulo5Car"/>
-        </w:rPr>
-        <w:t>Objetivos.</w:t>
-      </w:r>
-      <w:r>
-        <w:rPr>
-          <w:lang w:val="es-419" w:eastAsia="es-CO"/>
-        </w:rPr>
-        <w:t xml:space="preserve"> Resumir los resultados, facilitar su interpretación, comunicar los hallazgos, apoyar la toma de decisiones y documentar el desempeño.</w:t>
+          <w:b/>
+        </w:rPr>
+      </w:pPr>
+      <w:r>
+        <w:rPr>
+          <w:rStyle w:val="Ttulo5Car"/>
+          <w:b/>
+        </w:rPr>
+        <w:t>Hallazgos</w:t>
+      </w:r>
+    </w:p>
+    <w:p>
+      <w:pPr>
+        <w:ind w:firstLine="633"/>
+        <w:rPr>
+          <w:lang w:val="es-419" w:eastAsia="es-CO"/>
+        </w:rPr>
+      </w:pPr>
+      <w:r>
+        <w:rPr>
+          <w:lang w:val="es-419" w:eastAsia="es-CO"/>
+        </w:rPr>
+        <w:t>Crecimiento positivo de la audiencia, incremento de la interacción y mejor desempeño de los contenidos audiovisuales.</w:t>
       </w:r>
     </w:p>
     <w:p>
       <w:pPr>
         <w:pStyle w:val="Ttulo5"/>
-      </w:pPr>
-      <w:r>
+        <w:rPr>
+          <w:rStyle w:val="Ttulo5Car"/>
+          <w:b/>
+        </w:rPr>
+      </w:pPr>
+      <w:r>
+        <w:rPr>
+          <w:rStyle w:val="Ttulo5Car"/>
+          <w:b/>
+        </w:rPr>
+        <w:t>Recomendaciones</w:t>
+      </w:r>
+    </w:p>
+    <w:p>
+      <w:pPr>
+        <w:ind w:firstLine="708"/>
+        <w:rPr>
+          <w:lang w:val="es-419" w:eastAsia="es-CO"/>
+        </w:rPr>
+      </w:pPr>
+      <w:r>
+        <w:rPr>
+          <w:lang w:val="es-419" w:eastAsia="es-CO"/>
+        </w:rPr>
+        <w:t>Aumentar la producción de video, fortalecer las publicaciones en horario nocturno y optimizar los llamados a la acción.</w:t>
+      </w:r>
+    </w:p>
+    <w:p>
+      <w:pPr>
+        <w:rPr>
+          <w:lang w:val="es-419" w:eastAsia="es-CO"/>
+        </w:rPr>
+      </w:pPr>
+      <w:r>
+        <w:rPr>
+          <w:lang w:val="es-419" w:eastAsia="es-CO"/>
+        </w:rPr>
+        <w:t xml:space="preserve">Para elaborar reportes de calidad, es importante seleccionar información relevante y presentarla de manera clara, organizada y fácil de interpretar. Asimismo, se recomienda incluir figuras, gráficos o tablas únicamente cuando aporten valor al análisis y faciliten la comprensión de los resultados, evitar el exceso de información que </w:t>
+      </w:r>
+      <w:r>
+        <w:rPr>
+          <w:lang w:val="es-419" w:eastAsia="es-CO"/>
+        </w:rPr>
         <w:lastRenderedPageBreak/>
-        <w:t>Estructura</w:t>
-      </w:r>
-    </w:p>
-    <w:p>
-      <w:pPr>
-        <w:rPr>
-          <w:lang w:val="es-419" w:eastAsia="es-CO"/>
-        </w:rPr>
-      </w:pPr>
-      <w:r>
-        <w:rPr>
-          <w:lang w:val="es-419" w:eastAsia="es-CO"/>
-        </w:rPr>
-        <w:t>Incluye el objetivo del análisis, los datos recopilados, los resultados obtenidos, la interpretación y las recomendaciones.</w:t>
-      </w:r>
-    </w:p>
-    <w:p>
-      <w:pPr>
-        <w:rPr>
-          <w:lang w:val="es-419" w:eastAsia="es-CO"/>
-        </w:rPr>
-      </w:pPr>
-      <w:r>
-        <w:rPr>
-          <w:lang w:val="es-419" w:eastAsia="es-CO"/>
-        </w:rPr>
-        <w:t>Ejemplo de resultados</w:t>
+        <w:t>pueda dificultar la lectura y formular recomendaciones concretas que orienten la toma de decisiones y la mejora continua de las estrategias implementadas. El proceso de análisis estadístico comprende las siguientes etapas:</w:t>
       </w:r>
     </w:p>
     <w:p>
@@ -13095,18 +13382,24 @@
         <w:pStyle w:val="Prrafodelista"/>
         <w:numPr>
           <w:ilvl w:val="0"/>
-          <w:numId w:val="57"/>
-        </w:numPr>
-        <w:ind w:left="993"/>
-        <w:rPr>
-          <w:lang w:val="es-419" w:eastAsia="es-CO"/>
-        </w:rPr>
-      </w:pPr>
-      <w:r>
-        <w:rPr>
-          <w:lang w:val="es-419" w:eastAsia="es-CO"/>
-        </w:rPr>
-        <w:t>Alcance total: 50.000</w:t>
+          <w:numId w:val="58"/>
+        </w:numPr>
+        <w:ind w:left="993"/>
+        <w:rPr>
+          <w:lang w:val="es-419" w:eastAsia="es-CO"/>
+        </w:rPr>
+      </w:pPr>
+      <w:r>
+        <w:rPr>
+          <w:rStyle w:val="Ttulo5Car"/>
+        </w:rPr>
+        <w:t>Paso 1.</w:t>
+      </w:r>
+      <w:r>
+        <w:rPr>
+          <w:lang w:val="es-419" w:eastAsia="es-CO"/>
+        </w:rPr>
+        <w:t xml:space="preserve"> Recolectar los datos.</w:t>
       </w:r>
     </w:p>
     <w:p>
@@ -13114,18 +13407,24 @@
         <w:pStyle w:val="Prrafodelista"/>
         <w:numPr>
           <w:ilvl w:val="0"/>
-          <w:numId w:val="57"/>
-        </w:numPr>
-        <w:ind w:left="993"/>
-        <w:rPr>
-          <w:lang w:val="es-419" w:eastAsia="es-CO"/>
-        </w:rPr>
-      </w:pPr>
-      <w:r>
-        <w:rPr>
-          <w:lang w:val="es-419" w:eastAsia="es-CO"/>
-        </w:rPr>
-        <w:t>Interacciones: 4.500</w:t>
+          <w:numId w:val="58"/>
+        </w:numPr>
+        <w:ind w:left="993"/>
+        <w:rPr>
+          <w:lang w:val="es-419" w:eastAsia="es-CO"/>
+        </w:rPr>
+      </w:pPr>
+      <w:r>
+        <w:rPr>
+          <w:rStyle w:val="Ttulo5Car"/>
+        </w:rPr>
+        <w:t>Paso 2.</w:t>
+      </w:r>
+      <w:r>
+        <w:rPr>
+          <w:lang w:val="es-419" w:eastAsia="es-CO"/>
+        </w:rPr>
+        <w:t xml:space="preserve"> Organizar la información.</w:t>
       </w:r>
     </w:p>
     <w:p>
@@ -13133,18 +13432,24 @@
         <w:pStyle w:val="Prrafodelista"/>
         <w:numPr>
           <w:ilvl w:val="0"/>
-          <w:numId w:val="57"/>
-        </w:numPr>
-        <w:ind w:left="993"/>
-        <w:rPr>
-          <w:lang w:val="es-419" w:eastAsia="es-CO"/>
-        </w:rPr>
-      </w:pPr>
-      <w:r>
-        <w:rPr>
-          <w:lang w:val="es-419" w:eastAsia="es-CO"/>
-        </w:rPr>
-        <w:t>Conversiones: 620</w:t>
+          <w:numId w:val="58"/>
+        </w:numPr>
+        <w:ind w:left="993"/>
+        <w:rPr>
+          <w:lang w:val="es-419" w:eastAsia="es-CO"/>
+        </w:rPr>
+      </w:pPr>
+      <w:r>
+        <w:rPr>
+          <w:rStyle w:val="Ttulo5Car"/>
+        </w:rPr>
+        <w:t>Paso 3.</w:t>
+      </w:r>
+      <w:r>
+        <w:rPr>
+          <w:lang w:val="es-419" w:eastAsia="es-CO"/>
+        </w:rPr>
+        <w:t xml:space="preserve"> Analizar las tendencias.</w:t>
       </w:r>
     </w:p>
     <w:p>
@@ -13152,18 +13457,24 @@
         <w:pStyle w:val="Prrafodelista"/>
         <w:numPr>
           <w:ilvl w:val="0"/>
-          <w:numId w:val="57"/>
-        </w:numPr>
-        <w:ind w:left="993"/>
-        <w:rPr>
-          <w:lang w:val="es-419" w:eastAsia="es-CO"/>
-        </w:rPr>
-      </w:pPr>
-      <w:r>
-        <w:rPr>
-          <w:lang w:val="es-419" w:eastAsia="es-CO"/>
-        </w:rPr>
-        <w:t>Nuevos seguidores: 1.200</w:t>
+          <w:numId w:val="58"/>
+        </w:numPr>
+        <w:ind w:left="993"/>
+        <w:rPr>
+          <w:lang w:val="es-419" w:eastAsia="es-CO"/>
+        </w:rPr>
+      </w:pPr>
+      <w:r>
+        <w:rPr>
+          <w:rStyle w:val="Ttulo5Car"/>
+        </w:rPr>
+        <w:t>Paso 4.</w:t>
+      </w:r>
+      <w:r>
+        <w:rPr>
+          <w:lang w:val="es-419" w:eastAsia="es-CO"/>
+        </w:rPr>
+        <w:t xml:space="preserve"> Elaborar los reportes.</w:t>
       </w:r>
     </w:p>
     <w:p>
@@ -13171,7 +13482,7 @@
         <w:pStyle w:val="Prrafodelista"/>
         <w:numPr>
           <w:ilvl w:val="0"/>
-          <w:numId w:val="57"/>
+          <w:numId w:val="58"/>
         </w:numPr>
         <w:ind w:left="993"/>
         <w:rPr>
@@ -13182,170 +13493,6 @@
         <w:rPr>
           <w:rStyle w:val="Ttulo5Car"/>
         </w:rPr>
-        <w:t>Hallazgos.</w:t>
-      </w:r>
-      <w:r>
-        <w:rPr>
-          <w:lang w:val="es-419" w:eastAsia="es-CO"/>
-        </w:rPr>
-        <w:t xml:space="preserve"> Crecimiento positivo de la audiencia, incremento de la interacción y mejor desempeño de los contenidos audiovisuales.</w:t>
-      </w:r>
-    </w:p>
-    <w:p>
-      <w:pPr>
-        <w:pStyle w:val="Prrafodelista"/>
-        <w:numPr>
-          <w:ilvl w:val="0"/>
-          <w:numId w:val="57"/>
-        </w:numPr>
-        <w:ind w:left="993"/>
-        <w:rPr>
-          <w:lang w:val="es-419" w:eastAsia="es-CO"/>
-        </w:rPr>
-      </w:pPr>
-      <w:r>
-        <w:rPr>
-          <w:rStyle w:val="Ttulo5Car"/>
-        </w:rPr>
-        <w:t>Recomendaciones.</w:t>
-      </w:r>
-      <w:r>
-        <w:rPr>
-          <w:lang w:val="es-419" w:eastAsia="es-CO"/>
-        </w:rPr>
-        <w:t xml:space="preserve"> Aumentar la producción de video, fortalecer las publicaciones en horario nocturno y optimizar los llamados a la acción.</w:t>
-      </w:r>
-    </w:p>
-    <w:p>
-      <w:pPr>
-        <w:rPr>
-          <w:lang w:val="es-419" w:eastAsia="es-CO"/>
-        </w:rPr>
-      </w:pPr>
-      <w:r>
-        <w:rPr>
-          <w:lang w:val="es-419" w:eastAsia="es-CO"/>
-        </w:rPr>
-        <w:t>Para elaborar reportes de calidad, es importante seleccionar información relevante y presentarla de manera clara, organizada y fácil de interpretar. Asimismo, se recomienda incluir figuras, gráficos o tablas únicamente cuando aporten valor al análisis y faciliten la comprensión de los resultados, evitar el exceso de información que pueda dificultar la lectura y formular recomendaciones concretas que orienten la toma de decisiones y la mejora continua de las estrategias implementadas. El proceso de análisis estadístico comprende las siguientes etapas:</w:t>
-      </w:r>
-    </w:p>
-    <w:p>
-      <w:pPr>
-        <w:pStyle w:val="Prrafodelista"/>
-        <w:numPr>
-          <w:ilvl w:val="0"/>
-          <w:numId w:val="58"/>
-        </w:numPr>
-        <w:ind w:left="993"/>
-        <w:rPr>
-          <w:lang w:val="es-419" w:eastAsia="es-CO"/>
-        </w:rPr>
-      </w:pPr>
-      <w:r>
-        <w:rPr>
-          <w:rStyle w:val="Ttulo5Car"/>
-        </w:rPr>
-        <w:t>Paso 1.</w:t>
-      </w:r>
-      <w:r>
-        <w:rPr>
-          <w:lang w:val="es-419" w:eastAsia="es-CO"/>
-        </w:rPr>
-        <w:t xml:space="preserve"> Recolectar los datos.</w:t>
-      </w:r>
-    </w:p>
-    <w:p>
-      <w:pPr>
-        <w:pStyle w:val="Prrafodelista"/>
-        <w:numPr>
-          <w:ilvl w:val="0"/>
-          <w:numId w:val="58"/>
-        </w:numPr>
-        <w:ind w:left="993"/>
-        <w:rPr>
-          <w:lang w:val="es-419" w:eastAsia="es-CO"/>
-        </w:rPr>
-      </w:pPr>
-      <w:r>
-        <w:rPr>
-          <w:rStyle w:val="Ttulo5Car"/>
-        </w:rPr>
-        <w:t>Paso 2.</w:t>
-      </w:r>
-      <w:r>
-        <w:rPr>
-          <w:lang w:val="es-419" w:eastAsia="es-CO"/>
-        </w:rPr>
-        <w:t xml:space="preserve"> Organizar la información.</w:t>
-      </w:r>
-    </w:p>
-    <w:p>
-      <w:pPr>
-        <w:pStyle w:val="Prrafodelista"/>
-        <w:numPr>
-          <w:ilvl w:val="0"/>
-          <w:numId w:val="58"/>
-        </w:numPr>
-        <w:ind w:left="993"/>
-        <w:rPr>
-          <w:lang w:val="es-419" w:eastAsia="es-CO"/>
-        </w:rPr>
-      </w:pPr>
-      <w:r>
-        <w:rPr>
-          <w:rStyle w:val="Ttulo5Car"/>
-        </w:rPr>
-        <w:t>Paso 3.</w:t>
-      </w:r>
-      <w:r>
-        <w:rPr>
-          <w:lang w:val="es-419" w:eastAsia="es-CO"/>
-        </w:rPr>
-        <w:t xml:space="preserve"> Analizar las tendencias.</w:t>
-      </w:r>
-    </w:p>
-    <w:p>
-      <w:pPr>
-        <w:pStyle w:val="Prrafodelista"/>
-        <w:numPr>
-          <w:ilvl w:val="0"/>
-          <w:numId w:val="58"/>
-        </w:numPr>
-        <w:ind w:left="993"/>
-        <w:rPr>
-          <w:lang w:val="es-419" w:eastAsia="es-CO"/>
-        </w:rPr>
-      </w:pPr>
-      <w:r>
-        <w:rPr>
-          <w:rStyle w:val="Ttulo5Car"/>
-        </w:rPr>
-        <w:t>Paso 4.</w:t>
-      </w:r>
-      <w:r>
-        <w:rPr>
-          <w:lang w:val="es-419" w:eastAsia="es-CO"/>
-        </w:rPr>
-        <w:t xml:space="preserve"> Elaborar los reportes.</w:t>
-      </w:r>
-    </w:p>
-    <w:p>
-      <w:pPr>
-        <w:pStyle w:val="Prrafodelista"/>
-        <w:numPr>
-          <w:ilvl w:val="0"/>
-          <w:numId w:val="58"/>
-        </w:numPr>
-        <w:ind w:left="993"/>
-        <w:rPr>
-          <w:lang w:val="es-419" w:eastAsia="es-CO"/>
-        </w:rPr>
-      </w:pPr>
-      <w:r>
-        <w:rPr>
-          <w:rStyle w:val="Ttulo5Car"/>
-        </w:rPr>
-        <w:lastRenderedPageBreak/>
         <w:t>Paso 5.</w:t>
       </w:r>
       <w:r>
@@ -13398,48 +13545,6 @@
         </w:rPr>
         <w:t>La recolección y el análisis de estadísticas constituyen una etapa fundamental de la analítica digital, ya que permiten convertir los datos en conocimiento útil para evaluar estrategias, comprender el comportamiento de las audiencias y optimizar continuamente las acciones desarrolladas en los entornos digitales.</w:t>
       </w:r>
-    </w:p>
-    <w:p>
-      <w:pPr>
-        <w:rPr>
-          <w:lang w:val="es-419" w:eastAsia="es-CO"/>
-        </w:rPr>
-      </w:pPr>
-    </w:p>
-    <w:p>
-      <w:pPr>
-        <w:rPr>
-          <w:lang w:val="es-419" w:eastAsia="es-CO"/>
-        </w:rPr>
-      </w:pPr>
-    </w:p>
-    <w:p>
-      <w:pPr>
-        <w:rPr>
-          <w:lang w:val="es-419" w:eastAsia="es-CO"/>
-        </w:rPr>
-      </w:pPr>
-    </w:p>
-    <w:p>
-      <w:pPr>
-        <w:rPr>
-          <w:lang w:val="es-419" w:eastAsia="es-CO"/>
-        </w:rPr>
-      </w:pPr>
-    </w:p>
-    <w:p>
-      <w:pPr>
-        <w:rPr>
-          <w:lang w:val="es-419" w:eastAsia="es-CO"/>
-        </w:rPr>
-      </w:pPr>
-    </w:p>
-    <w:p>
-      <w:pPr>
-        <w:rPr>
-          <w:lang w:val="es-419" w:eastAsia="es-CO"/>
-        </w:rPr>
-      </w:pPr>
     </w:p>
     <w:p>
       <w:pPr>
@@ -14719,9 +14824,9 @@
           <w:lang w:val="es-419" w:eastAsia="es-CO"/>
         </w:rPr>
         <w:drawing>
-          <wp:inline distT="0" distB="0" distL="0" distR="0" wp14:anchorId="345BED04" wp14:editId="58F7C276">
-            <wp:extent cx="4810125" cy="3324225"/>
-            <wp:effectExtent l="0" t="0" r="9525" b="9525"/>
+          <wp:inline distT="0" distB="0" distL="0" distR="0" wp14:anchorId="345BED04" wp14:editId="74DB3917">
+            <wp:extent cx="4686081" cy="3238500"/>
+            <wp:effectExtent l="0" t="0" r="635" b="0"/>
             <wp:docPr id="5" name="Gráfico 5" descr="Tabla con criterios para evaluar el diseño de una publicación digital, organizada en las columnas Aspecto, Sí y No, e integrada por los criterios: identidad visual, legibilidad, uso de imágenes apropiadas, equilibrio visual y claridad del mensaje."/>
             <wp:cNvGraphicFramePr>
               <a:graphicFrameLocks xmlns:a="http://schemas.openxmlformats.org/drawingml/2006/main" noChangeAspect="1"/>
@@ -14751,7 +14856,7 @@
                   <pic:spPr>
                     <a:xfrm>
                       <a:off x="0" y="0"/>
-                      <a:ext cx="4810125" cy="3324225"/>
+                      <a:ext cx="4712184" cy="3256540"/>
                     </a:xfrm>
                     <a:prstGeom prst="rect">
                       <a:avLst/>
@@ -14766,13 +14871,6 @@
     </w:p>
     <w:p>
       <w:pPr>
-        <w:rPr>
-          <w:lang w:val="es-419" w:eastAsia="es-CO"/>
-        </w:rPr>
-      </w:pPr>
-    </w:p>
-    <w:p>
-      <w:pPr>
         <w:pStyle w:val="Ttulo4"/>
       </w:pPr>
       <w:r>
@@ -14840,8 +14938,14 @@
         <w:rPr>
           <w:lang w:val="es-419" w:eastAsia="es-CO"/>
         </w:rPr>
+        <w:t xml:space="preserve">La analítica digital permite identificar qué resultados obtiene una publicación, mientras que la evaluación visual ayuda a comprender por qué se producen esos </w:t>
+      </w:r>
+      <w:r>
+        <w:rPr>
+          <w:lang w:val="es-419" w:eastAsia="es-CO"/>
+        </w:rPr>
         <w:lastRenderedPageBreak/>
-        <w:t>La analítica digital permite identificar qué resultados obtiene una publicación, mientras que la evaluación visual ayuda a comprender por qué se producen esos resultados. La integración de ambas perspectivas fortalece la toma de decisiones y contribuye a optimizar los contenidos, consolidar la identidad de marca y mejorar el rendimiento de las estrategias digitales.</w:t>
+        <w:t>resultados. La integración de ambas perspectivas fortalece la toma de decisiones y contribuye a optimizar los contenidos, consolidar la identidad de marca y mejorar el rendimiento de las estrategias digitales.</w:t>
       </w:r>
     </w:p>
     <w:p>
@@ -14974,7 +15078,6 @@
           </w:p>
           <w:p>
             <w:r>
-              <w:lastRenderedPageBreak/>
               <w:t>Optimizar un contenido consiste en hacer ajustes para mejorar su desempeño y alcanzar mejores resultados.</w:t>
             </w:r>
           </w:p>
@@ -14984,6 +15087,7 @@
                 <w:b/>
                 <w:bCs/>
               </w:rPr>
+              <w:lastRenderedPageBreak/>
               <w:t>Mujer</w:t>
             </w:r>
             <w:r>
@@ -15080,7 +15184,6 @@
           </w:p>
           <w:p>
             <w:r>
-              <w:lastRenderedPageBreak/>
               <w:t>Cuando este proceso se realiza de forma permanente, los beneficios se empiezan a notar rápidamente.</w:t>
             </w:r>
           </w:p>
@@ -15090,6 +15193,7 @@
                 <w:b/>
                 <w:bCs/>
               </w:rPr>
+              <w:lastRenderedPageBreak/>
               <w:t>Mujer</w:t>
             </w:r>
             <w:r>
@@ -15863,8 +15967,16 @@
     <w:p/>
     <w:p/>
     <w:p/>
-    <w:p/>
-    <w:p/>
+    <w:p>
+      <w:pPr>
+        <w:ind w:firstLine="0"/>
+      </w:pPr>
+    </w:p>
+    <w:p>
+      <w:pPr>
+        <w:ind w:firstLine="0"/>
+      </w:pPr>
+    </w:p>
     <w:p>
       <w:pPr>
         <w:pStyle w:val="Ttulo1"/>
@@ -16891,6 +17003,7 @@
         </w:rPr>
         <w:t xml:space="preserve">Los resultados evidencian el impacto positivo de la mejora </w:t>
       </w:r>
+      <w:proofErr w:type="gramStart"/>
       <w:r>
         <w:rPr>
           <w:lang w:val="es-419" w:eastAsia="es-CO"/>
@@ -16909,6 +17022,7 @@
         </w:rPr>
         <w:t>a</w:t>
       </w:r>
+      <w:proofErr w:type="gramEnd"/>
       <w:r>
         <w:rPr>
           <w:lang w:val="es-419" w:eastAsia="es-CO"/>
@@ -16928,6 +17042,7 @@
         </w:rPr>
         <w:t xml:space="preserve">Para mantener este proceso de forma permanente es necesario implementar una estrategia de mejora </w:t>
       </w:r>
+      <w:proofErr w:type="gramStart"/>
       <w:r>
         <w:rPr>
           <w:lang w:val="es-419" w:eastAsia="es-CO"/>
@@ -16946,6 +17061,7 @@
         </w:rPr>
         <w:t>a</w:t>
       </w:r>
+      <w:proofErr w:type="gramEnd"/>
       <w:r>
         <w:rPr>
           <w:lang w:val="es-419" w:eastAsia="es-CO"/>
@@ -17070,7 +17186,6 @@
     </w:p>
     <w:p>
       <w:pPr>
-        <w:jc w:val="center"/>
         <w:rPr>
           <w:noProof/>
           <w:lang w:eastAsia="es-CO"/>
@@ -17083,15 +17198,24 @@
         </w:rPr>
         <w:t>A continuación, se presenta una síntesis de la temática estudiada en el componente formativo.</w:t>
       </w:r>
-      <w:r>
+    </w:p>
+    <w:p>
+      <w:pPr>
+        <w:jc w:val="center"/>
         <w:rPr>
           <w:noProof/>
           <w:lang w:eastAsia="es-CO"/>
         </w:rPr>
+      </w:pPr>
+      <w:r>
+        <w:rPr>
+          <w:noProof/>
+          <w:lang w:eastAsia="es-CO"/>
+        </w:rPr>
         <w:drawing>
-          <wp:inline distT="0" distB="0" distL="0" distR="0" wp14:anchorId="4FB0CD22" wp14:editId="27AF7BB8">
-            <wp:extent cx="4943096" cy="6203655"/>
-            <wp:effectExtent l="0" t="0" r="0" b="6985"/>
+          <wp:inline distT="0" distB="0" distL="0" distR="0" wp14:anchorId="4FB0CD22" wp14:editId="121DC950">
+            <wp:extent cx="5244383" cy="6581775"/>
+            <wp:effectExtent l="0" t="0" r="0" b="0"/>
             <wp:docPr id="6" name="Gráfico 6" descr="Síntesis sobre analítica y mejoramiento de estrategias digitales que organiza categorías como analítica digital y medición de resultados, herramientas de analítica, comportamiento de audiencias, métricas e indicadores, recolección y análisis de estadísticas, comunicación visual y evaluación de contenidos, optimización de contenidos digitales, y planes de mejoramiento y propiedad intelectual, junto con sus principales temas y procesos relacionados. "/>
             <wp:cNvGraphicFramePr>
               <a:graphicFrameLocks xmlns:a="http://schemas.openxmlformats.org/drawingml/2006/main" noChangeAspect="1"/>
@@ -17121,7 +17245,7 @@
                   <pic:spPr>
                     <a:xfrm>
                       <a:off x="0" y="0"/>
-                      <a:ext cx="4944802" cy="6205796"/>
+                      <a:ext cx="5254299" cy="6594220"/>
                     </a:xfrm>
                     <a:prstGeom prst="rect">
                       <a:avLst/>
@@ -17136,14 +17260,6 @@
     </w:p>
     <w:p>
       <w:pPr>
-        <w:rPr>
-          <w:noProof/>
-          <w:lang w:eastAsia="es-CO"/>
-        </w:rPr>
-      </w:pPr>
-    </w:p>
-    <w:p>
-      <w:pPr>
         <w:pStyle w:val="Titulosgenerales"/>
       </w:pPr>
       <w:bookmarkStart w:id="38" w:name="_Toc235797640"/>
@@ -17288,7 +17404,15 @@
         <w:t>marketing</w:t>
       </w:r>
       <w:r>
-        <w:t xml:space="preserve"> + ejemplos reales. DesignPlus.</w:t>
+        <w:t xml:space="preserve"> + ejemplos reales. </w:t>
+      </w:r>
+      <w:proofErr w:type="spellStart"/>
+      <w:r>
+        <w:t>DesignPlus</w:t>
+      </w:r>
+      <w:proofErr w:type="spellEnd"/>
+      <w:r>
+        <w:t>.</w:t>
       </w:r>
     </w:p>
     <w:p>
@@ -17302,8 +17426,21 @@
       </w:hyperlink>
     </w:p>
     <w:p>
-      <w:r>
-        <w:t>Leung, A. X. (2022, 26 de enero). ¿Qué es la analítica digital? Definición, ejemplos y herramientas. Amplitude.</w:t>
+      <w:proofErr w:type="spellStart"/>
+      <w:r>
+        <w:t>Leung</w:t>
+      </w:r>
+      <w:proofErr w:type="spellEnd"/>
+      <w:r>
+        <w:t xml:space="preserve">, A. X. (2022, 26 de enero). ¿Qué es la analítica digital? Definición, ejemplos y herramientas. </w:t>
+      </w:r>
+      <w:proofErr w:type="spellStart"/>
+      <w:r>
+        <w:t>Amplitude</w:t>
+      </w:r>
+      <w:proofErr w:type="spellEnd"/>
+      <w:r>
+        <w:t>.</w:t>
       </w:r>
     </w:p>
     <w:p>
@@ -17317,8 +17454,13 @@
       </w:hyperlink>
     </w:p>
     <w:p>
-      <w:r>
-        <w:t xml:space="preserve">MacNeil, C. (2026, 9 de abril). Plan de </w:t>
+      <w:proofErr w:type="spellStart"/>
+      <w:r>
+        <w:t>MacNeil</w:t>
+      </w:r>
+      <w:proofErr w:type="spellEnd"/>
+      <w:r>
+        <w:t xml:space="preserve">, C. (2026, 9 de abril). Plan de </w:t>
       </w:r>
       <w:r>
         <w:rPr>
@@ -17551,7 +17693,7 @@
           </w:tcPr>
           <w:p>
             <w:pPr>
-              <w:spacing w:line="240" w:lineRule="auto"/>
+              <w:spacing w:before="0" w:after="0" w:line="240" w:lineRule="auto"/>
               <w:ind w:firstLine="0"/>
               <w:rPr>
                 <w:sz w:val="24"/>
@@ -17561,31 +17703,35 @@
             <w:r>
               <w:rPr>
                 <w:sz w:val="24"/>
-                <w:lang w:val="es-419" w:eastAsia="es-CO"/>
-              </w:rPr>
-              <w:t>Profesional 06</w:t>
+                <w:lang w:eastAsia="es-CO"/>
+              </w:rPr>
+              <w:t xml:space="preserve">Profesional </w:t>
             </w:r>
             <w:r>
               <w:rPr>
                 <w:sz w:val="24"/>
-                <w:lang w:val="es-ES" w:eastAsia="es-CO"/>
-              </w:rPr>
-              <w:t> </w:t>
-            </w:r>
-          </w:p>
-          <w:p>
-            <w:pPr>
-              <w:spacing w:line="240" w:lineRule="auto"/>
-              <w:ind w:firstLine="0"/>
+                <w:lang w:eastAsia="es-CO"/>
+              </w:rPr>
+              <w:t>G</w:t>
+            </w:r>
+            <w:r>
               <w:rPr>
                 <w:sz w:val="24"/>
-                <w:lang w:val="es-ES" w:eastAsia="es-CO"/>
-              </w:rPr>
-            </w:pPr>
+                <w:lang w:eastAsia="es-CO"/>
+              </w:rPr>
+              <w:t>06</w:t>
+            </w:r>
             <w:r>
               <w:rPr>
                 <w:sz w:val="24"/>
-                <w:lang w:val="es-419" w:eastAsia="es-CO"/>
+                <w:lang w:eastAsia="es-CO"/>
+              </w:rPr>
+              <w:t xml:space="preserve">. </w:t>
+            </w:r>
+            <w:r>
+              <w:rPr>
+                <w:sz w:val="24"/>
+                <w:lang w:eastAsia="es-CO"/>
               </w:rPr>
               <w:t>Responsable Ecosistema Virtual de Recursos Educativos Digitales</w:t>
             </w:r>
@@ -17652,8 +17798,17 @@
                 <w:sz w:val="24"/>
                 <w:lang w:eastAsia="es-CO"/>
               </w:rPr>
-              <w:t>Olga Constanza Bermúdez Jaimes</w:t>
-            </w:r>
+              <w:t xml:space="preserve">Olga Constanza Bermúdez </w:t>
+            </w:r>
+            <w:proofErr w:type="spellStart"/>
+            <w:r>
+              <w:rPr>
+                <w:sz w:val="24"/>
+                <w:lang w:eastAsia="es-CO"/>
+              </w:rPr>
+              <w:t>Jaimes</w:t>
+            </w:r>
+            <w:proofErr w:type="spellEnd"/>
           </w:p>
         </w:tc>
         <w:tc>
@@ -17736,12 +17891,21 @@
                 <w:lang w:eastAsia="es-CO"/>
               </w:rPr>
             </w:pPr>
+            <w:proofErr w:type="spellStart"/>
             <w:r>
               <w:rPr>
                 <w:sz w:val="24"/>
                 <w:lang w:eastAsia="es-CO"/>
               </w:rPr>
-              <w:t>Joinner Enrique Osorio Martínez</w:t>
+              <w:t>Joinner</w:t>
+            </w:r>
+            <w:proofErr w:type="spellEnd"/>
+            <w:r>
+              <w:rPr>
+                <w:sz w:val="24"/>
+                <w:lang w:eastAsia="es-CO"/>
+              </w:rPr>
+              <w:t xml:space="preserve"> Enrique Osorio Martínez</w:t>
             </w:r>
           </w:p>
         </w:tc>
@@ -18048,6 +18212,7 @@
               </w:rPr>
               <w:t xml:space="preserve"> </w:t>
             </w:r>
+            <w:proofErr w:type="spellStart"/>
             <w:r>
               <w:rPr>
                 <w:spacing w:val="20"/>
@@ -18056,6 +18221,7 @@
               </w:rPr>
               <w:t>stack</w:t>
             </w:r>
+            <w:proofErr w:type="spellEnd"/>
           </w:p>
         </w:tc>
         <w:tc>
@@ -18474,13 +18640,31 @@
                 <w:lang w:eastAsia="es-CO"/>
               </w:rPr>
             </w:pPr>
+            <w:proofErr w:type="spellStart"/>
             <w:r>
               <w:rPr>
                 <w:sz w:val="24"/>
                 <w:lang w:eastAsia="es-CO"/>
               </w:rPr>
-              <w:t>Maria Carolina Tamayo Lopez</w:t>
-            </w:r>
+              <w:t>Maria</w:t>
+            </w:r>
+            <w:proofErr w:type="spellEnd"/>
+            <w:r>
+              <w:rPr>
+                <w:sz w:val="24"/>
+                <w:lang w:eastAsia="es-CO"/>
+              </w:rPr>
+              <w:t xml:space="preserve"> Carolina Tamayo </w:t>
+            </w:r>
+            <w:proofErr w:type="spellStart"/>
+            <w:r>
+              <w:rPr>
+                <w:sz w:val="24"/>
+                <w:lang w:eastAsia="es-CO"/>
+              </w:rPr>
+              <w:t>Lopez</w:t>
+            </w:r>
+            <w:proofErr w:type="spellEnd"/>
           </w:p>
         </w:tc>
         <w:tc>
@@ -18829,7 +19013,6 @@
                 <w:sz w:val="24"/>
                 <w:lang w:eastAsia="es-CO"/>
               </w:rPr>
-              <w:lastRenderedPageBreak/>
               <w:t>Daniel Ricardo Mutis Gómez</w:t>
             </w:r>
           </w:p>
@@ -18911,12 +19094,38 @@
                 <w:lang w:eastAsia="es-CO"/>
               </w:rPr>
             </w:pPr>
+            <w:proofErr w:type="spellStart"/>
             <w:r>
               <w:rPr>
                 <w:sz w:val="24"/>
                 <w:lang w:eastAsia="es-CO"/>
               </w:rPr>
-              <w:t>Anyerson Wilfredo Pizo Ossa</w:t>
+              <w:lastRenderedPageBreak/>
+              <w:t>Anyerson</w:t>
+            </w:r>
+            <w:proofErr w:type="spellEnd"/>
+            <w:r>
+              <w:rPr>
+                <w:sz w:val="24"/>
+                <w:lang w:eastAsia="es-CO"/>
+              </w:rPr>
+              <w:t xml:space="preserve"> Wilfredo </w:t>
+            </w:r>
+            <w:proofErr w:type="spellStart"/>
+            <w:r>
+              <w:rPr>
+                <w:sz w:val="24"/>
+                <w:lang w:eastAsia="es-CO"/>
+              </w:rPr>
+              <w:t>Pizo</w:t>
+            </w:r>
+            <w:proofErr w:type="spellEnd"/>
+            <w:r>
+              <w:rPr>
+                <w:sz w:val="24"/>
+                <w:lang w:eastAsia="es-CO"/>
+              </w:rPr>
+              <w:t xml:space="preserve"> Ossa</w:t>
             </w:r>
           </w:p>
         </w:tc>
@@ -19001,7 +19210,7 @@
 </file>
 
 <file path=word/endnotes.xml><?xml version="1.0" encoding="utf-8"?>
-<w:endnotes xmlns:wpc="http://schemas.microsoft.com/office/word/2010/wordprocessingCanvas" xmlns:cx="http://schemas.microsoft.com/office/drawing/2014/chartex" xmlns:cx1="http://schemas.microsoft.com/office/drawing/2015/9/8/chartex" xmlns:cx2="http://schemas.microsoft.com/office/drawing/2015/10/21/chartex" xmlns:cx3="http://schemas.microsoft.com/office/drawing/2016/5/9/chartex" xmlns:cx4="http://schemas.microsoft.com/office/drawing/2016/5/10/chartex" xmlns:cx5="http://schemas.microsoft.com/office/drawing/2016/5/11/chartex" xmlns:cx6="http://schemas.microsoft.com/office/drawing/2016/5/12/chartex" xmlns:cx7="http://schemas.microsoft.com/office/drawing/2016/5/13/chartex" xmlns:cx8="http://schemas.microsoft.com/office/drawing/2016/5/14/chartex" xmlns:mc="http://schemas.openxmlformats.org/markup-compatibility/2006" xmlns:aink="http://schemas.microsoft.com/office/drawing/2016/ink" xmlns:am3d="http://schemas.microsoft.com/office/drawing/2017/model3d" xmlns:o="urn:schemas-microsoft-com:office:office" xmlns:oel="http://schemas.microsoft.com/office/2019/extlst" xmlns:r="http://schemas.openxmlformats.org/officeDocument/2006/relationships" xmlns:m="http://schemas.openxmlformats.org/officeDocument/2006/math" xmlns:v="urn:schemas-microsoft-com:vml" xmlns:wp14="http://schemas.microsoft.com/office/word/2010/wordprocessingDrawing" xmlns:wp="http://schemas.openxmlformats.org/drawingml/2006/wordprocessingDrawing" xmlns:w10="urn:schemas-microsoft-com:office:word" xmlns:w="http://schemas.openxmlformats.org/wordprocessingml/2006/main" xmlns:w14="http://schemas.microsoft.com/office/word/2010/wordml" xmlns:w15="http://schemas.microsoft.com/office/word/2012/wordml" xmlns:w16cex="http://schemas.microsoft.com/office/word/2018/wordml/cex" xmlns:w16cid="http://schemas.microsoft.com/office/word/2016/wordml/cid" xmlns:w16="http://schemas.microsoft.com/office/word/2018/wordml" xmlns:w16du="http://schemas.microsoft.com/office/word/2023/wordml/word16du" xmlns:w16sdtdh="http://schemas.microsoft.com/office/word/2020/wordml/sdtdatahash" xmlns:w16sdtfl="http://schemas.microsoft.com/office/word/2024/wordml/sdtformatlock" xmlns:w16se="http://schemas.microsoft.com/office/word/2015/wordml/symex" xmlns:wpg="http://schemas.microsoft.com/office/word/2010/wordprocessingGroup" xmlns:wpi="http://schemas.microsoft.com/office/word/2010/wordprocessingInk" xmlns:wne="http://schemas.microsoft.com/office/word/2006/wordml" xmlns:wps="http://schemas.microsoft.com/office/word/2010/wordprocessingShape" mc:Ignorable="w14 w15 w16se w16cid w16 w16cex w16sdtdh w16sdtfl w16du wp14">
+<w:endnotes xmlns:wpc="http://schemas.microsoft.com/office/word/2010/wordprocessingCanvas" xmlns:cx="http://schemas.microsoft.com/office/drawing/2014/chartex" xmlns:cx1="http://schemas.microsoft.com/office/drawing/2015/9/8/chartex" xmlns:cx2="http://schemas.microsoft.com/office/drawing/2015/10/21/chartex" xmlns:cx3="http://schemas.microsoft.com/office/drawing/2016/5/9/chartex" xmlns:cx4="http://schemas.microsoft.com/office/drawing/2016/5/10/chartex" xmlns:cx5="http://schemas.microsoft.com/office/drawing/2016/5/11/chartex" xmlns:cx6="http://schemas.microsoft.com/office/drawing/2016/5/12/chartex" xmlns:cx7="http://schemas.microsoft.com/office/drawing/2016/5/13/chartex" xmlns:cx8="http://schemas.microsoft.com/office/drawing/2016/5/14/chartex" xmlns:mc="http://schemas.openxmlformats.org/markup-compatibility/2006" xmlns:aink="http://schemas.microsoft.com/office/drawing/2016/ink" xmlns:am3d="http://schemas.microsoft.com/office/drawing/2017/model3d" xmlns:o="urn:schemas-microsoft-com:office:office" xmlns:r="http://schemas.openxmlformats.org/officeDocument/2006/relationships" xmlns:m="http://schemas.openxmlformats.org/officeDocument/2006/math" xmlns:v="urn:schemas-microsoft-com:vml" xmlns:wp14="http://schemas.microsoft.com/office/word/2010/wordprocessingDrawing" xmlns:wp="http://schemas.openxmlformats.org/drawingml/2006/wordprocessingDrawing" xmlns:w10="urn:schemas-microsoft-com:office:word" xmlns:w="http://schemas.openxmlformats.org/wordprocessingml/2006/main" xmlns:w14="http://schemas.microsoft.com/office/word/2010/wordml" xmlns:w15="http://schemas.microsoft.com/office/word/2012/wordml" xmlns:w16cex="http://schemas.microsoft.com/office/word/2018/wordml/cex" xmlns:w16cid="http://schemas.microsoft.com/office/word/2016/wordml/cid" xmlns:w16="http://schemas.microsoft.com/office/word/2018/wordml" xmlns:w16sdtdh="http://schemas.microsoft.com/office/word/2020/wordml/sdtdatahash" xmlns:w16se="http://schemas.microsoft.com/office/word/2015/wordml/symex" xmlns:wpg="http://schemas.microsoft.com/office/word/2010/wordprocessingGroup" xmlns:wpi="http://schemas.microsoft.com/office/word/2010/wordprocessingInk" xmlns:wne="http://schemas.microsoft.com/office/word/2006/wordml" xmlns:wps="http://schemas.microsoft.com/office/word/2010/wordprocessingShape" mc:Ignorable="w14 w15 w16se w16cid w16 w16cex w16sdtdh wp14">
   <w:endnote w:type="separator" w:id="-1">
     <w:p>
       <w:pPr>
@@ -19026,7 +19235,7 @@
 </file>
 
 <file path=word/footer1.xml><?xml version="1.0" encoding="utf-8"?>
-<w:ftr xmlns:wpc="http://schemas.microsoft.com/office/word/2010/wordprocessingCanvas" xmlns:cx="http://schemas.microsoft.com/office/drawing/2014/chartex" xmlns:cx1="http://schemas.microsoft.com/office/drawing/2015/9/8/chartex" xmlns:cx2="http://schemas.microsoft.com/office/drawing/2015/10/21/chartex" xmlns:cx3="http://schemas.microsoft.com/office/drawing/2016/5/9/chartex" xmlns:cx4="http://schemas.microsoft.com/office/drawing/2016/5/10/chartex" xmlns:cx5="http://schemas.microsoft.com/office/drawing/2016/5/11/chartex" xmlns:cx6="http://schemas.microsoft.com/office/drawing/2016/5/12/chartex" xmlns:cx7="http://schemas.microsoft.com/office/drawing/2016/5/13/chartex" xmlns:cx8="http://schemas.microsoft.com/office/drawing/2016/5/14/chartex" xmlns:mc="http://schemas.openxmlformats.org/markup-compatibility/2006" xmlns:aink="http://schemas.microsoft.com/office/drawing/2016/ink" xmlns:am3d="http://schemas.microsoft.com/office/drawing/2017/model3d" xmlns:o="urn:schemas-microsoft-com:office:office" xmlns:oel="http://schemas.microsoft.com/office/2019/extlst" xmlns:r="http://schemas.openxmlformats.org/officeDocument/2006/relationships" xmlns:m="http://schemas.openxmlformats.org/officeDocument/2006/math" xmlns:v="urn:schemas-microsoft-com:vml" xmlns:wp14="http://schemas.microsoft.com/office/word/2010/wordprocessingDrawing" xmlns:wp="http://schemas.openxmlformats.org/drawingml/2006/wordprocessingDrawing" xmlns:w10="urn:schemas-microsoft-com:office:word" xmlns:w="http://schemas.openxmlformats.org/wordprocessingml/2006/main" xmlns:w14="http://schemas.microsoft.com/office/word/2010/wordml" xmlns:w15="http://schemas.microsoft.com/office/word/2012/wordml" xmlns:w16cex="http://schemas.microsoft.com/office/word/2018/wordml/cex" xmlns:w16cid="http://schemas.microsoft.com/office/word/2016/wordml/cid" xmlns:w16="http://schemas.microsoft.com/office/word/2018/wordml" xmlns:w16du="http://schemas.microsoft.com/office/word/2023/wordml/word16du" xmlns:w16sdtdh="http://schemas.microsoft.com/office/word/2020/wordml/sdtdatahash" xmlns:w16sdtfl="http://schemas.microsoft.com/office/word/2024/wordml/sdtformatlock" xmlns:w16se="http://schemas.microsoft.com/office/word/2015/wordml/symex" xmlns:wpg="http://schemas.microsoft.com/office/word/2010/wordprocessingGroup" xmlns:wpi="http://schemas.microsoft.com/office/word/2010/wordprocessingInk" xmlns:wne="http://schemas.microsoft.com/office/word/2006/wordml" xmlns:wps="http://schemas.microsoft.com/office/word/2010/wordprocessingShape" mc:Ignorable="w14 w15 w16se w16cid w16 w16cex w16sdtdh w16sdtfl w16du wp14">
+<w:ftr xmlns:wpc="http://schemas.microsoft.com/office/word/2010/wordprocessingCanvas" xmlns:cx="http://schemas.microsoft.com/office/drawing/2014/chartex" xmlns:cx1="http://schemas.microsoft.com/office/drawing/2015/9/8/chartex" xmlns:cx2="http://schemas.microsoft.com/office/drawing/2015/10/21/chartex" xmlns:cx3="http://schemas.microsoft.com/office/drawing/2016/5/9/chartex" xmlns:cx4="http://schemas.microsoft.com/office/drawing/2016/5/10/chartex" xmlns:cx5="http://schemas.microsoft.com/office/drawing/2016/5/11/chartex" xmlns:cx6="http://schemas.microsoft.com/office/drawing/2016/5/12/chartex" xmlns:cx7="http://schemas.microsoft.com/office/drawing/2016/5/13/chartex" xmlns:cx8="http://schemas.microsoft.com/office/drawing/2016/5/14/chartex" xmlns:mc="http://schemas.openxmlformats.org/markup-compatibility/2006" xmlns:aink="http://schemas.microsoft.com/office/drawing/2016/ink" xmlns:am3d="http://schemas.microsoft.com/office/drawing/2017/model3d" xmlns:o="urn:schemas-microsoft-com:office:office" xmlns:r="http://schemas.openxmlformats.org/officeDocument/2006/relationships" xmlns:m="http://schemas.openxmlformats.org/officeDocument/2006/math" xmlns:v="urn:schemas-microsoft-com:vml" xmlns:wp14="http://schemas.microsoft.com/office/word/2010/wordprocessingDrawing" xmlns:wp="http://schemas.openxmlformats.org/drawingml/2006/wordprocessingDrawing" xmlns:w10="urn:schemas-microsoft-com:office:word" xmlns:w="http://schemas.openxmlformats.org/wordprocessingml/2006/main" xmlns:w14="http://schemas.microsoft.com/office/word/2010/wordml" xmlns:w15="http://schemas.microsoft.com/office/word/2012/wordml" xmlns:w16cex="http://schemas.microsoft.com/office/word/2018/wordml/cex" xmlns:w16cid="http://schemas.microsoft.com/office/word/2016/wordml/cid" xmlns:w16="http://schemas.microsoft.com/office/word/2018/wordml" xmlns:w16sdtdh="http://schemas.microsoft.com/office/word/2020/wordml/sdtdatahash" xmlns:w16se="http://schemas.microsoft.com/office/word/2015/wordml/symex" xmlns:wpg="http://schemas.microsoft.com/office/word/2010/wordprocessingGroup" xmlns:wpi="http://schemas.microsoft.com/office/word/2010/wordprocessingInk" xmlns:wne="http://schemas.microsoft.com/office/word/2006/wordml" xmlns:wps="http://schemas.microsoft.com/office/word/2010/wordprocessingShape" mc:Ignorable="w14 w15 w16se w16cid w16 w16cex w16sdtdh wp14">
   <w:sdt>
     <w:sdtPr>
       <w:id w:val="-1465197936"/>
@@ -19072,7 +19281,7 @@
 </file>
 
 <file path=word/footnotes.xml><?xml version="1.0" encoding="utf-8"?>
-<w:footnotes xmlns:wpc="http://schemas.microsoft.com/office/word/2010/wordprocessingCanvas" xmlns:cx="http://schemas.microsoft.com/office/drawing/2014/chartex" xmlns:cx1="http://schemas.microsoft.com/office/drawing/2015/9/8/chartex" xmlns:cx2="http://schemas.microsoft.com/office/drawing/2015/10/21/chartex" xmlns:cx3="http://schemas.microsoft.com/office/drawing/2016/5/9/chartex" xmlns:cx4="http://schemas.microsoft.com/office/drawing/2016/5/10/chartex" xmlns:cx5="http://schemas.microsoft.com/office/drawing/2016/5/11/chartex" xmlns:cx6="http://schemas.microsoft.com/office/drawing/2016/5/12/chartex" xmlns:cx7="http://schemas.microsoft.com/office/drawing/2016/5/13/chartex" xmlns:cx8="http://schemas.microsoft.com/office/drawing/2016/5/14/chartex" xmlns:mc="http://schemas.openxmlformats.org/markup-compatibility/2006" xmlns:aink="http://schemas.microsoft.com/office/drawing/2016/ink" xmlns:am3d="http://schemas.microsoft.com/office/drawing/2017/model3d" xmlns:o="urn:schemas-microsoft-com:office:office" xmlns:oel="http://schemas.microsoft.com/office/2019/extlst" xmlns:r="http://schemas.openxmlformats.org/officeDocument/2006/relationships" xmlns:m="http://schemas.openxmlformats.org/officeDocument/2006/math" xmlns:v="urn:schemas-microsoft-com:vml" xmlns:wp14="http://schemas.microsoft.com/office/word/2010/wordprocessingDrawing" xmlns:wp="http://schemas.openxmlformats.org/drawingml/2006/wordprocessingDrawing" xmlns:w10="urn:schemas-microsoft-com:office:word" xmlns:w="http://schemas.openxmlformats.org/wordprocessingml/2006/main" xmlns:w14="http://schemas.microsoft.com/office/word/2010/wordml" xmlns:w15="http://schemas.microsoft.com/office/word/2012/wordml" xmlns:w16cex="http://schemas.microsoft.com/office/word/2018/wordml/cex" xmlns:w16cid="http://schemas.microsoft.com/office/word/2016/wordml/cid" xmlns:w16="http://schemas.microsoft.com/office/word/2018/wordml" xmlns:w16du="http://schemas.microsoft.com/office/word/2023/wordml/word16du" xmlns:w16sdtdh="http://schemas.microsoft.com/office/word/2020/wordml/sdtdatahash" xmlns:w16sdtfl="http://schemas.microsoft.com/office/word/2024/wordml/sdtformatlock" xmlns:w16se="http://schemas.microsoft.com/office/word/2015/wordml/symex" xmlns:wpg="http://schemas.microsoft.com/office/word/2010/wordprocessingGroup" xmlns:wpi="http://schemas.microsoft.com/office/word/2010/wordprocessingInk" xmlns:wne="http://schemas.microsoft.com/office/word/2006/wordml" xmlns:wps="http://schemas.microsoft.com/office/word/2010/wordprocessingShape" mc:Ignorable="w14 w15 w16se w16cid w16 w16cex w16sdtdh w16sdtfl w16du wp14">
+<w:footnotes xmlns:wpc="http://schemas.microsoft.com/office/word/2010/wordprocessingCanvas" xmlns:cx="http://schemas.microsoft.com/office/drawing/2014/chartex" xmlns:cx1="http://schemas.microsoft.com/office/drawing/2015/9/8/chartex" xmlns:cx2="http://schemas.microsoft.com/office/drawing/2015/10/21/chartex" xmlns:cx3="http://schemas.microsoft.com/office/drawing/2016/5/9/chartex" xmlns:cx4="http://schemas.microsoft.com/office/drawing/2016/5/10/chartex" xmlns:cx5="http://schemas.microsoft.com/office/drawing/2016/5/11/chartex" xmlns:cx6="http://schemas.microsoft.com/office/drawing/2016/5/12/chartex" xmlns:cx7="http://schemas.microsoft.com/office/drawing/2016/5/13/chartex" xmlns:cx8="http://schemas.microsoft.com/office/drawing/2016/5/14/chartex" xmlns:mc="http://schemas.openxmlformats.org/markup-compatibility/2006" xmlns:aink="http://schemas.microsoft.com/office/drawing/2016/ink" xmlns:am3d="http://schemas.microsoft.com/office/drawing/2017/model3d" xmlns:o="urn:schemas-microsoft-com:office:office" xmlns:r="http://schemas.openxmlformats.org/officeDocument/2006/relationships" xmlns:m="http://schemas.openxmlformats.org/officeDocument/2006/math" xmlns:v="urn:schemas-microsoft-com:vml" xmlns:wp14="http://schemas.microsoft.com/office/word/2010/wordprocessingDrawing" xmlns:wp="http://schemas.openxmlformats.org/drawingml/2006/wordprocessingDrawing" xmlns:w10="urn:schemas-microsoft-com:office:word" xmlns:w="http://schemas.openxmlformats.org/wordprocessingml/2006/main" xmlns:w14="http://schemas.microsoft.com/office/word/2010/wordml" xmlns:w15="http://schemas.microsoft.com/office/word/2012/wordml" xmlns:w16cex="http://schemas.microsoft.com/office/word/2018/wordml/cex" xmlns:w16cid="http://schemas.microsoft.com/office/word/2016/wordml/cid" xmlns:w16="http://schemas.microsoft.com/office/word/2018/wordml" xmlns:w16sdtdh="http://schemas.microsoft.com/office/word/2020/wordml/sdtdatahash" xmlns:w16se="http://schemas.microsoft.com/office/word/2015/wordml/symex" xmlns:wpg="http://schemas.microsoft.com/office/word/2010/wordprocessingGroup" xmlns:wpi="http://schemas.microsoft.com/office/word/2010/wordprocessingInk" xmlns:wne="http://schemas.microsoft.com/office/word/2006/wordml" xmlns:wps="http://schemas.microsoft.com/office/word/2010/wordprocessingShape" mc:Ignorable="w14 w15 w16se w16cid w16 w16cex w16sdtdh wp14">
   <w:footnote w:type="separator" w:id="-1">
     <w:p>
       <w:pPr>
@@ -19097,7 +19306,7 @@
 </file>
 
 <file path=word/header1.xml><?xml version="1.0" encoding="utf-8"?>
-<w:hdr xmlns:wpc="http://schemas.microsoft.com/office/word/2010/wordprocessingCanvas" xmlns:cx="http://schemas.microsoft.com/office/drawing/2014/chartex" xmlns:cx1="http://schemas.microsoft.com/office/drawing/2015/9/8/chartex" xmlns:cx2="http://schemas.microsoft.com/office/drawing/2015/10/21/chartex" xmlns:cx3="http://schemas.microsoft.com/office/drawing/2016/5/9/chartex" xmlns:cx4="http://schemas.microsoft.com/office/drawing/2016/5/10/chartex" xmlns:cx5="http://schemas.microsoft.com/office/drawing/2016/5/11/chartex" xmlns:cx6="http://schemas.microsoft.com/office/drawing/2016/5/12/chartex" xmlns:cx7="http://schemas.microsoft.com/office/drawing/2016/5/13/chartex" xmlns:cx8="http://schemas.microsoft.com/office/drawing/2016/5/14/chartex" xmlns:mc="http://schemas.openxmlformats.org/markup-compatibility/2006" xmlns:aink="http://schemas.microsoft.com/office/drawing/2016/ink" xmlns:am3d="http://schemas.microsoft.com/office/drawing/2017/model3d" xmlns:o="urn:schemas-microsoft-com:office:office" xmlns:oel="http://schemas.microsoft.com/office/2019/extlst" xmlns:r="http://schemas.openxmlformats.org/officeDocument/2006/relationships" xmlns:m="http://schemas.openxmlformats.org/officeDocument/2006/math" xmlns:v="urn:schemas-microsoft-com:vml" xmlns:wp14="http://schemas.microsoft.com/office/word/2010/wordprocessingDrawing" xmlns:wp="http://schemas.openxmlformats.org/drawingml/2006/wordprocessingDrawing" xmlns:w10="urn:schemas-microsoft-com:office:word" xmlns:w="http://schemas.openxmlformats.org/wordprocessingml/2006/main" xmlns:w14="http://schemas.microsoft.com/office/word/2010/wordml" xmlns:w15="http://schemas.microsoft.com/office/word/2012/wordml" xmlns:w16cex="http://schemas.microsoft.com/office/word/2018/wordml/cex" xmlns:w16cid="http://schemas.microsoft.com/office/word/2016/wordml/cid" xmlns:w16="http://schemas.microsoft.com/office/word/2018/wordml" xmlns:w16du="http://schemas.microsoft.com/office/word/2023/wordml/word16du" xmlns:w16sdtdh="http://schemas.microsoft.com/office/word/2020/wordml/sdtdatahash" xmlns:w16sdtfl="http://schemas.microsoft.com/office/word/2024/wordml/sdtformatlock" xmlns:w16se="http://schemas.microsoft.com/office/word/2015/wordml/symex" xmlns:wpg="http://schemas.microsoft.com/office/word/2010/wordprocessingGroup" xmlns:wpi="http://schemas.microsoft.com/office/word/2010/wordprocessingInk" xmlns:wne="http://schemas.microsoft.com/office/word/2006/wordml" xmlns:wps="http://schemas.microsoft.com/office/word/2010/wordprocessingShape" mc:Ignorable="w14 w15 w16se w16cid w16 w16cex w16sdtdh w16sdtfl w16du wp14">
+<w:hdr xmlns:wpc="http://schemas.microsoft.com/office/word/2010/wordprocessingCanvas" xmlns:cx="http://schemas.microsoft.com/office/drawing/2014/chartex" xmlns:cx1="http://schemas.microsoft.com/office/drawing/2015/9/8/chartex" xmlns:cx2="http://schemas.microsoft.com/office/drawing/2015/10/21/chartex" xmlns:cx3="http://schemas.microsoft.com/office/drawing/2016/5/9/chartex" xmlns:cx4="http://schemas.microsoft.com/office/drawing/2016/5/10/chartex" xmlns:cx5="http://schemas.microsoft.com/office/drawing/2016/5/11/chartex" xmlns:cx6="http://schemas.microsoft.com/office/drawing/2016/5/12/chartex" xmlns:cx7="http://schemas.microsoft.com/office/drawing/2016/5/13/chartex" xmlns:cx8="http://schemas.microsoft.com/office/drawing/2016/5/14/chartex" xmlns:mc="http://schemas.openxmlformats.org/markup-compatibility/2006" xmlns:aink="http://schemas.microsoft.com/office/drawing/2016/ink" xmlns:am3d="http://schemas.microsoft.com/office/drawing/2017/model3d" xmlns:o="urn:schemas-microsoft-com:office:office" xmlns:r="http://schemas.openxmlformats.org/officeDocument/2006/relationships" xmlns:m="http://schemas.openxmlformats.org/officeDocument/2006/math" xmlns:v="urn:schemas-microsoft-com:vml" xmlns:wp14="http://schemas.microsoft.com/office/word/2010/wordprocessingDrawing" xmlns:wp="http://schemas.openxmlformats.org/drawingml/2006/wordprocessingDrawing" xmlns:w10="urn:schemas-microsoft-com:office:word" xmlns:w="http://schemas.openxmlformats.org/wordprocessingml/2006/main" xmlns:w14="http://schemas.microsoft.com/office/word/2010/wordml" xmlns:w15="http://schemas.microsoft.com/office/word/2012/wordml" xmlns:w16cex="http://schemas.microsoft.com/office/word/2018/wordml/cex" xmlns:w16cid="http://schemas.microsoft.com/office/word/2016/wordml/cid" xmlns:w16="http://schemas.microsoft.com/office/word/2018/wordml" xmlns:w16sdtdh="http://schemas.microsoft.com/office/word/2020/wordml/sdtdatahash" xmlns:w16se="http://schemas.microsoft.com/office/word/2015/wordml/symex" xmlns:wpg="http://schemas.microsoft.com/office/word/2010/wordprocessingGroup" xmlns:wpi="http://schemas.microsoft.com/office/word/2010/wordprocessingInk" xmlns:wne="http://schemas.microsoft.com/office/word/2006/wordml" xmlns:wps="http://schemas.microsoft.com/office/word/2010/wordprocessingShape" mc:Ignorable="w14 w15 w16se w16cid w16 w16cex w16sdtdh wp14">
   <w:p>
     <w:pPr>
       <w:pStyle w:val="Encabezado"/>
@@ -19183,7 +19392,7 @@
 </file>
 
 <file path=word/numbering.xml><?xml version="1.0" encoding="utf-8"?>
-<w:numbering xmlns:wpc="http://schemas.microsoft.com/office/word/2010/wordprocessingCanvas" xmlns:cx="http://schemas.microsoft.com/office/drawing/2014/chartex" xmlns:cx1="http://schemas.microsoft.com/office/drawing/2015/9/8/chartex" xmlns:cx2="http://schemas.microsoft.com/office/drawing/2015/10/21/chartex" xmlns:cx3="http://schemas.microsoft.com/office/drawing/2016/5/9/chartex" xmlns:cx4="http://schemas.microsoft.com/office/drawing/2016/5/10/chartex" xmlns:cx5="http://schemas.microsoft.com/office/drawing/2016/5/11/chartex" xmlns:cx6="http://schemas.microsoft.com/office/drawing/2016/5/12/chartex" xmlns:cx7="http://schemas.microsoft.com/office/drawing/2016/5/13/chartex" xmlns:cx8="http://schemas.microsoft.com/office/drawing/2016/5/14/chartex" xmlns:mc="http://schemas.openxmlformats.org/markup-compatibility/2006" xmlns:aink="http://schemas.microsoft.com/office/drawing/2016/ink" xmlns:am3d="http://schemas.microsoft.com/office/drawing/2017/model3d" xmlns:o="urn:schemas-microsoft-com:office:office" xmlns:oel="http://schemas.microsoft.com/office/2019/extlst" xmlns:r="http://schemas.openxmlformats.org/officeDocument/2006/relationships" xmlns:m="http://schemas.openxmlformats.org/officeDocument/2006/math" xmlns:v="urn:schemas-microsoft-com:vml" xmlns:wp14="http://schemas.microsoft.com/office/word/2010/wordprocessingDrawing" xmlns:wp="http://schemas.openxmlformats.org/drawingml/2006/wordprocessingDrawing" xmlns:w10="urn:schemas-microsoft-com:office:word" xmlns:w="http://schemas.openxmlformats.org/wordprocessingml/2006/main" xmlns:w14="http://schemas.microsoft.com/office/word/2010/wordml" xmlns:w15="http://schemas.microsoft.com/office/word/2012/wordml" xmlns:w16cex="http://schemas.microsoft.com/office/word/2018/wordml/cex" xmlns:w16cid="http://schemas.microsoft.com/office/word/2016/wordml/cid" xmlns:w16="http://schemas.microsoft.com/office/word/2018/wordml" xmlns:w16du="http://schemas.microsoft.com/office/word/2023/wordml/word16du" xmlns:w16sdtdh="http://schemas.microsoft.com/office/word/2020/wordml/sdtdatahash" xmlns:w16sdtfl="http://schemas.microsoft.com/office/word/2024/wordml/sdtformatlock" xmlns:w16se="http://schemas.microsoft.com/office/word/2015/wordml/symex" xmlns:wpg="http://schemas.microsoft.com/office/word/2010/wordprocessingGroup" xmlns:wpi="http://schemas.microsoft.com/office/word/2010/wordprocessingInk" xmlns:wne="http://schemas.microsoft.com/office/word/2006/wordml" xmlns:wps="http://schemas.microsoft.com/office/word/2010/wordprocessingShape" mc:Ignorable="w14 w15 w16se w16cid w16 w16cex w16sdtdh w16sdtfl w16du wp14">
+<w:numbering xmlns:wpc="http://schemas.microsoft.com/office/word/2010/wordprocessingCanvas" xmlns:cx="http://schemas.microsoft.com/office/drawing/2014/chartex" xmlns:cx1="http://schemas.microsoft.com/office/drawing/2015/9/8/chartex" xmlns:cx2="http://schemas.microsoft.com/office/drawing/2015/10/21/chartex" xmlns:cx3="http://schemas.microsoft.com/office/drawing/2016/5/9/chartex" xmlns:cx4="http://schemas.microsoft.com/office/drawing/2016/5/10/chartex" xmlns:cx5="http://schemas.microsoft.com/office/drawing/2016/5/11/chartex" xmlns:cx6="http://schemas.microsoft.com/office/drawing/2016/5/12/chartex" xmlns:cx7="http://schemas.microsoft.com/office/drawing/2016/5/13/chartex" xmlns:cx8="http://schemas.microsoft.com/office/drawing/2016/5/14/chartex" xmlns:mc="http://schemas.openxmlformats.org/markup-compatibility/2006" xmlns:aink="http://schemas.microsoft.com/office/drawing/2016/ink" xmlns:am3d="http://schemas.microsoft.com/office/drawing/2017/model3d" xmlns:o="urn:schemas-microsoft-com:office:office" xmlns:r="http://schemas.openxmlformats.org/officeDocument/2006/relationships" xmlns:m="http://schemas.openxmlformats.org/officeDocument/2006/math" xmlns:v="urn:schemas-microsoft-com:vml" xmlns:wp14="http://schemas.microsoft.com/office/word/2010/wordprocessingDrawing" xmlns:wp="http://schemas.openxmlformats.org/drawingml/2006/wordprocessingDrawing" xmlns:w10="urn:schemas-microsoft-com:office:word" xmlns:w="http://schemas.openxmlformats.org/wordprocessingml/2006/main" xmlns:w14="http://schemas.microsoft.com/office/word/2010/wordml" xmlns:w15="http://schemas.microsoft.com/office/word/2012/wordml" xmlns:w16cex="http://schemas.microsoft.com/office/word/2018/wordml/cex" xmlns:w16cid="http://schemas.microsoft.com/office/word/2016/wordml/cid" xmlns:w16="http://schemas.microsoft.com/office/word/2018/wordml" xmlns:w16sdtdh="http://schemas.microsoft.com/office/word/2020/wordml/sdtdatahash" xmlns:w16se="http://schemas.microsoft.com/office/word/2015/wordml/symex" xmlns:wpg="http://schemas.microsoft.com/office/word/2010/wordprocessingGroup" xmlns:wpi="http://schemas.microsoft.com/office/word/2010/wordprocessingInk" xmlns:wne="http://schemas.microsoft.com/office/word/2006/wordml" xmlns:wps="http://schemas.microsoft.com/office/word/2010/wordprocessingShape" mc:Ignorable="w14 w15 w16se w16cid w16 w16cex w16sdtdh wp14">
   <w:abstractNum w:abstractNumId="0" w15:restartNumberingAfterBreak="0">
     <w:nsid w:val="FFFFFF89"/>
     <w:multiLevelType w:val="singleLevel"/>
@@ -28121,255 +28330,258 @@
       </w:rPr>
     </w:lvl>
   </w:abstractNum>
-  <w:num w:numId="1" w16cid:durableId="818155826">
+  <w:num w:numId="1">
     <w:abstractNumId w:val="0"/>
   </w:num>
-  <w:num w:numId="2" w16cid:durableId="2063018545">
+  <w:num w:numId="2">
     <w:abstractNumId w:val="22"/>
   </w:num>
-  <w:num w:numId="3" w16cid:durableId="910116373">
+  <w:num w:numId="3">
     <w:abstractNumId w:val="49"/>
   </w:num>
-  <w:num w:numId="4" w16cid:durableId="1918706445">
+  <w:num w:numId="4">
     <w:abstractNumId w:val="31"/>
   </w:num>
-  <w:num w:numId="5" w16cid:durableId="1005089468">
+  <w:num w:numId="5">
     <w:abstractNumId w:val="36"/>
   </w:num>
-  <w:num w:numId="6" w16cid:durableId="1167327586">
+  <w:num w:numId="6">
     <w:abstractNumId w:val="39"/>
   </w:num>
-  <w:num w:numId="7" w16cid:durableId="1172454319">
+  <w:num w:numId="7">
     <w:abstractNumId w:val="62"/>
   </w:num>
-  <w:num w:numId="8" w16cid:durableId="1653438512">
+  <w:num w:numId="8">
     <w:abstractNumId w:val="7"/>
   </w:num>
-  <w:num w:numId="9" w16cid:durableId="1953316066">
+  <w:num w:numId="9">
     <w:abstractNumId w:val="40"/>
   </w:num>
-  <w:num w:numId="10" w16cid:durableId="572815106">
+  <w:num w:numId="10">
     <w:abstractNumId w:val="27"/>
   </w:num>
-  <w:num w:numId="11" w16cid:durableId="1199200330">
+  <w:num w:numId="11">
     <w:abstractNumId w:val="20"/>
   </w:num>
-  <w:num w:numId="12" w16cid:durableId="1448425205">
+  <w:num w:numId="12">
     <w:abstractNumId w:val="6"/>
   </w:num>
-  <w:num w:numId="13" w16cid:durableId="1891915956">
+  <w:num w:numId="13">
     <w:abstractNumId w:val="46"/>
   </w:num>
-  <w:num w:numId="14" w16cid:durableId="638925414">
+  <w:num w:numId="14">
     <w:abstractNumId w:val="38"/>
   </w:num>
-  <w:num w:numId="15" w16cid:durableId="1346597020">
+  <w:num w:numId="15">
     <w:abstractNumId w:val="1"/>
   </w:num>
-  <w:num w:numId="16" w16cid:durableId="274480848">
+  <w:num w:numId="16">
     <w:abstractNumId w:val="75"/>
   </w:num>
-  <w:num w:numId="17" w16cid:durableId="272593308">
+  <w:num w:numId="17">
     <w:abstractNumId w:val="32"/>
   </w:num>
-  <w:num w:numId="18" w16cid:durableId="316152816">
+  <w:num w:numId="18">
     <w:abstractNumId w:val="47"/>
   </w:num>
-  <w:num w:numId="19" w16cid:durableId="2028213083">
+  <w:num w:numId="19">
     <w:abstractNumId w:val="29"/>
   </w:num>
-  <w:num w:numId="20" w16cid:durableId="1619943452">
+  <w:num w:numId="20">
     <w:abstractNumId w:val="26"/>
   </w:num>
-  <w:num w:numId="21" w16cid:durableId="498812040">
+  <w:num w:numId="21">
     <w:abstractNumId w:val="3"/>
   </w:num>
-  <w:num w:numId="22" w16cid:durableId="250045429">
+  <w:num w:numId="22">
     <w:abstractNumId w:val="74"/>
   </w:num>
-  <w:num w:numId="23" w16cid:durableId="1580598741">
+  <w:num w:numId="23">
     <w:abstractNumId w:val="18"/>
   </w:num>
-  <w:num w:numId="24" w16cid:durableId="909117807">
+  <w:num w:numId="24">
     <w:abstractNumId w:val="30"/>
   </w:num>
-  <w:num w:numId="25" w16cid:durableId="1374690579">
+  <w:num w:numId="25">
     <w:abstractNumId w:val="33"/>
   </w:num>
-  <w:num w:numId="26" w16cid:durableId="1995647035">
+  <w:num w:numId="26">
     <w:abstractNumId w:val="4"/>
   </w:num>
-  <w:num w:numId="27" w16cid:durableId="1174682714">
+  <w:num w:numId="27">
     <w:abstractNumId w:val="67"/>
   </w:num>
-  <w:num w:numId="28" w16cid:durableId="1429738202">
+  <w:num w:numId="28">
     <w:abstractNumId w:val="5"/>
   </w:num>
-  <w:num w:numId="29" w16cid:durableId="1268731317">
+  <w:num w:numId="29">
     <w:abstractNumId w:val="51"/>
   </w:num>
-  <w:num w:numId="30" w16cid:durableId="1662615229">
+  <w:num w:numId="30">
     <w:abstractNumId w:val="42"/>
   </w:num>
-  <w:num w:numId="31" w16cid:durableId="550189365">
+  <w:num w:numId="31">
     <w:abstractNumId w:val="14"/>
   </w:num>
-  <w:num w:numId="32" w16cid:durableId="1157303763">
+  <w:num w:numId="32">
     <w:abstractNumId w:val="71"/>
   </w:num>
-  <w:num w:numId="33" w16cid:durableId="1309553012">
+  <w:num w:numId="33">
     <w:abstractNumId w:val="52"/>
   </w:num>
-  <w:num w:numId="34" w16cid:durableId="639846329">
+  <w:num w:numId="34">
     <w:abstractNumId w:val="10"/>
   </w:num>
-  <w:num w:numId="35" w16cid:durableId="1411271084">
+  <w:num w:numId="35">
     <w:abstractNumId w:val="11"/>
   </w:num>
-  <w:num w:numId="36" w16cid:durableId="907761316">
+  <w:num w:numId="36">
     <w:abstractNumId w:val="73"/>
   </w:num>
-  <w:num w:numId="37" w16cid:durableId="2034646043">
+  <w:num w:numId="37">
     <w:abstractNumId w:val="53"/>
   </w:num>
-  <w:num w:numId="38" w16cid:durableId="1058825459">
+  <w:num w:numId="38">
     <w:abstractNumId w:val="79"/>
   </w:num>
-  <w:num w:numId="39" w16cid:durableId="1937204266">
+  <w:num w:numId="39">
     <w:abstractNumId w:val="35"/>
   </w:num>
-  <w:num w:numId="40" w16cid:durableId="752971468">
+  <w:num w:numId="40">
     <w:abstractNumId w:val="65"/>
   </w:num>
-  <w:num w:numId="41" w16cid:durableId="727187664">
+  <w:num w:numId="41">
     <w:abstractNumId w:val="61"/>
   </w:num>
-  <w:num w:numId="42" w16cid:durableId="351078790">
+  <w:num w:numId="42">
     <w:abstractNumId w:val="57"/>
   </w:num>
-  <w:num w:numId="43" w16cid:durableId="1720518858">
+  <w:num w:numId="43">
     <w:abstractNumId w:val="17"/>
   </w:num>
-  <w:num w:numId="44" w16cid:durableId="1420590940">
+  <w:num w:numId="44">
     <w:abstractNumId w:val="37"/>
   </w:num>
-  <w:num w:numId="45" w16cid:durableId="1915579189">
+  <w:num w:numId="45">
     <w:abstractNumId w:val="56"/>
   </w:num>
-  <w:num w:numId="46" w16cid:durableId="919874574">
+  <w:num w:numId="46">
     <w:abstractNumId w:val="45"/>
   </w:num>
-  <w:num w:numId="47" w16cid:durableId="31659691">
+  <w:num w:numId="47">
     <w:abstractNumId w:val="9"/>
   </w:num>
-  <w:num w:numId="48" w16cid:durableId="426384326">
+  <w:num w:numId="48">
     <w:abstractNumId w:val="80"/>
   </w:num>
-  <w:num w:numId="49" w16cid:durableId="1695036384">
+  <w:num w:numId="49">
     <w:abstractNumId w:val="43"/>
   </w:num>
-  <w:num w:numId="50" w16cid:durableId="1659915990">
+  <w:num w:numId="50">
     <w:abstractNumId w:val="15"/>
   </w:num>
-  <w:num w:numId="51" w16cid:durableId="1212228334">
+  <w:num w:numId="51">
     <w:abstractNumId w:val="16"/>
   </w:num>
-  <w:num w:numId="52" w16cid:durableId="1560895487">
+  <w:num w:numId="52">
     <w:abstractNumId w:val="19"/>
   </w:num>
-  <w:num w:numId="53" w16cid:durableId="1951431178">
+  <w:num w:numId="53">
     <w:abstractNumId w:val="34"/>
   </w:num>
-  <w:num w:numId="54" w16cid:durableId="377359845">
+  <w:num w:numId="54">
     <w:abstractNumId w:val="76"/>
   </w:num>
-  <w:num w:numId="55" w16cid:durableId="1146312458">
+  <w:num w:numId="55">
     <w:abstractNumId w:val="13"/>
   </w:num>
-  <w:num w:numId="56" w16cid:durableId="183985249">
+  <w:num w:numId="56">
     <w:abstractNumId w:val="70"/>
   </w:num>
-  <w:num w:numId="57" w16cid:durableId="673921637">
+  <w:num w:numId="57">
     <w:abstractNumId w:val="25"/>
   </w:num>
-  <w:num w:numId="58" w16cid:durableId="1371340856">
+  <w:num w:numId="58">
     <w:abstractNumId w:val="60"/>
   </w:num>
-  <w:num w:numId="59" w16cid:durableId="163672756">
+  <w:num w:numId="59">
     <w:abstractNumId w:val="12"/>
   </w:num>
-  <w:num w:numId="60" w16cid:durableId="309988684">
+  <w:num w:numId="60">
     <w:abstractNumId w:val="72"/>
   </w:num>
-  <w:num w:numId="61" w16cid:durableId="908685516">
+  <w:num w:numId="61">
     <w:abstractNumId w:val="58"/>
   </w:num>
-  <w:num w:numId="62" w16cid:durableId="1220170969">
+  <w:num w:numId="62">
     <w:abstractNumId w:val="48"/>
   </w:num>
-  <w:num w:numId="63" w16cid:durableId="108669791">
+  <w:num w:numId="63">
     <w:abstractNumId w:val="23"/>
   </w:num>
-  <w:num w:numId="64" w16cid:durableId="63308690">
+  <w:num w:numId="64">
     <w:abstractNumId w:val="59"/>
   </w:num>
-  <w:num w:numId="65" w16cid:durableId="986083925">
+  <w:num w:numId="65">
     <w:abstractNumId w:val="66"/>
   </w:num>
-  <w:num w:numId="66" w16cid:durableId="1228151689">
+  <w:num w:numId="66">
     <w:abstractNumId w:val="69"/>
   </w:num>
-  <w:num w:numId="67" w16cid:durableId="637103089">
+  <w:num w:numId="67">
     <w:abstractNumId w:val="68"/>
   </w:num>
-  <w:num w:numId="68" w16cid:durableId="312610619">
+  <w:num w:numId="68">
     <w:abstractNumId w:val="50"/>
   </w:num>
-  <w:num w:numId="69" w16cid:durableId="564680949">
+  <w:num w:numId="69">
     <w:abstractNumId w:val="77"/>
   </w:num>
-  <w:num w:numId="70" w16cid:durableId="1711565224">
+  <w:num w:numId="70">
     <w:abstractNumId w:val="2"/>
   </w:num>
-  <w:num w:numId="71" w16cid:durableId="986127524">
+  <w:num w:numId="71">
     <w:abstractNumId w:val="64"/>
   </w:num>
-  <w:num w:numId="72" w16cid:durableId="627707133">
+  <w:num w:numId="72">
     <w:abstractNumId w:val="8"/>
   </w:num>
-  <w:num w:numId="73" w16cid:durableId="372124071">
+  <w:num w:numId="73">
     <w:abstractNumId w:val="21"/>
   </w:num>
-  <w:num w:numId="74" w16cid:durableId="604383205">
+  <w:num w:numId="74">
     <w:abstractNumId w:val="28"/>
   </w:num>
-  <w:num w:numId="75" w16cid:durableId="1716807659">
+  <w:num w:numId="75">
     <w:abstractNumId w:val="24"/>
   </w:num>
-  <w:num w:numId="76" w16cid:durableId="951978605">
+  <w:num w:numId="76">
     <w:abstractNumId w:val="41"/>
   </w:num>
-  <w:num w:numId="77" w16cid:durableId="562835721">
+  <w:num w:numId="77">
     <w:abstractNumId w:val="44"/>
   </w:num>
-  <w:num w:numId="78" w16cid:durableId="881867980">
+  <w:num w:numId="78">
     <w:abstractNumId w:val="54"/>
   </w:num>
-  <w:num w:numId="79" w16cid:durableId="1750350581">
+  <w:num w:numId="79">
     <w:abstractNumId w:val="63"/>
   </w:num>
-  <w:num w:numId="80" w16cid:durableId="969631207">
+  <w:num w:numId="80">
     <w:abstractNumId w:val="55"/>
   </w:num>
-  <w:num w:numId="81" w16cid:durableId="1273053436">
+  <w:num w:numId="81">
     <w:abstractNumId w:val="78"/>
+  </w:num>
+  <w:num w:numId="82">
+    <w:abstractNumId w:val="36"/>
   </w:num>
   <w:numIdMacAtCleanup w:val="81"/>
 </w:numbering>
 </file>
 
 <file path=word/styles.xml><?xml version="1.0" encoding="utf-8"?>
-<w:styles xmlns:mc="http://schemas.openxmlformats.org/markup-compatibility/2006" xmlns:r="http://schemas.openxmlformats.org/officeDocument/2006/relationships" xmlns:w="http://schemas.openxmlformats.org/wordprocessingml/2006/main" xmlns:w14="http://schemas.microsoft.com/office/word/2010/wordml" xmlns:w15="http://schemas.microsoft.com/office/word/2012/wordml" xmlns:w16cex="http://schemas.microsoft.com/office/word/2018/wordml/cex" xmlns:w16cid="http://schemas.microsoft.com/office/word/2016/wordml/cid" xmlns:w16="http://schemas.microsoft.com/office/word/2018/wordml" xmlns:w16du="http://schemas.microsoft.com/office/word/2023/wordml/word16du" xmlns:w16sdtdh="http://schemas.microsoft.com/office/word/2020/wordml/sdtdatahash" xmlns:w16sdtfl="http://schemas.microsoft.com/office/word/2024/wordml/sdtformatlock" xmlns:w16se="http://schemas.microsoft.com/office/word/2015/wordml/symex" mc:Ignorable="w14 w15 w16se w16cid w16 w16cex w16sdtdh w16sdtfl w16du">
+<w:styles xmlns:mc="http://schemas.openxmlformats.org/markup-compatibility/2006" xmlns:r="http://schemas.openxmlformats.org/officeDocument/2006/relationships" xmlns:w="http://schemas.openxmlformats.org/wordprocessingml/2006/main" xmlns:w14="http://schemas.microsoft.com/office/word/2010/wordml" xmlns:w15="http://schemas.microsoft.com/office/word/2012/wordml" xmlns:w16cex="http://schemas.microsoft.com/office/word/2018/wordml/cex" xmlns:w16cid="http://schemas.microsoft.com/office/word/2016/wordml/cid" xmlns:w16="http://schemas.microsoft.com/office/word/2018/wordml" xmlns:w16sdtdh="http://schemas.microsoft.com/office/word/2020/wordml/sdtdatahash" xmlns:w16se="http://schemas.microsoft.com/office/word/2015/wordml/symex" mc:Ignorable="w14 w15 w16se w16cid w16 w16cex w16sdtdh">
   <w:docDefaults>
     <w:rPrDefault>
       <w:rPr>
@@ -29717,7 +29929,7 @@
       </w:rPr>
     </w:tblStylePr>
   </w:style>
-  <w:style w:type="character" w:styleId="Fuerte">
+  <w:style w:type="character" w:styleId="Textoennegrita">
     <w:name w:val="Strong"/>
     <w:basedOn w:val="Fuentedeprrafopredeter"/>
     <w:uiPriority w:val="22"/>
@@ -30155,6 +30367,17 @@
 </file>
 
 <file path=customXml/item1.xml><?xml version="1.0" encoding="utf-8"?>
+<p:properties xmlns:p="http://schemas.microsoft.com/office/2006/metadata/properties" xmlns:xsi="http://www.w3.org/2001/XMLSchema-instance" xmlns:pc="http://schemas.microsoft.com/office/infopath/2007/PartnerControls">
+  <documentManagement>
+    <TaxCatchAll xmlns="13c90a0b-73bc-4dc0-be5f-28d77b615beb" xsi:nil="true"/>
+    <lcf76f155ced4ddcb4097134ff3c332f xmlns="13c93bba-48ce-428c-bfe5-88b42c19b028">
+      <Terms xmlns="http://schemas.microsoft.com/office/infopath/2007/PartnerControls"/>
+    </lcf76f155ced4ddcb4097134ff3c332f>
+  </documentManagement>
+</p:properties>
+</file>
+
+<file path=customXml/item2.xml><?xml version="1.0" encoding="utf-8"?>
 <ct:contentTypeSchema xmlns:ct="http://schemas.microsoft.com/office/2006/metadata/contentType" xmlns:ma="http://schemas.microsoft.com/office/2006/metadata/properties/metaAttributes" ct:_="" ma:_="" ma:contentTypeName="Documento" ma:contentTypeID="0x0101006A81D6BD42E8DF4C91013959704817E1" ma:contentTypeVersion="15" ma:contentTypeDescription="Crear nuevo documento." ma:contentTypeScope="" ma:versionID="bf4f72ffd194f0963ff564daca6869f7">
   <xsd:schema xmlns:xsd="http://www.w3.org/2001/XMLSchema" xmlns:xs="http://www.w3.org/2001/XMLSchema" xmlns:p="http://schemas.microsoft.com/office/2006/metadata/properties" xmlns:ns2="13c90a0b-73bc-4dc0-be5f-28d77b615beb" xmlns:ns3="13c93bba-48ce-428c-bfe5-88b42c19b028" targetNamespace="http://schemas.microsoft.com/office/2006/metadata/properties" ma:root="true" ma:fieldsID="8718d6f4873a5b1392a45044efa78385" ns2:_="" ns3:_="">
     <xsd:import namespace="13c90a0b-73bc-4dc0-be5f-28d77b615beb"/>
@@ -30389,18 +30612,11 @@
 </ct:contentTypeSchema>
 </file>
 
-<file path=customXml/item2.xml><?xml version="1.0" encoding="utf-8"?>
-<p:properties xmlns:p="http://schemas.microsoft.com/office/2006/metadata/properties" xmlns:xsi="http://www.w3.org/2001/XMLSchema-instance" xmlns:pc="http://schemas.microsoft.com/office/infopath/2007/PartnerControls">
-  <documentManagement>
-    <TaxCatchAll xmlns="13c90a0b-73bc-4dc0-be5f-28d77b615beb" xsi:nil="true"/>
-    <lcf76f155ced4ddcb4097134ff3c332f xmlns="13c93bba-48ce-428c-bfe5-88b42c19b028">
-      <Terms xmlns="http://schemas.microsoft.com/office/infopath/2007/PartnerControls"/>
-    </lcf76f155ced4ddcb4097134ff3c332f>
-  </documentManagement>
-</p:properties>
+<file path=customXml/item3.xml><?xml version="1.0" encoding="utf-8"?>
+<b:Sources xmlns:b="http://schemas.openxmlformats.org/officeDocument/2006/bibliography" xmlns="http://schemas.openxmlformats.org/officeDocument/2006/bibliography" SelectedStyle="\APASixthEditionOfficeOnline.xsl" StyleName="APA" Version="6"/>
 </file>
 
-<file path=customXml/item3.xml><?xml version="1.0" encoding="utf-8"?>
+<file path=customXml/item4.xml><?xml version="1.0" encoding="utf-8"?>
 <?mso-contentType ?>
 <FormTemplates xmlns="http://schemas.microsoft.com/sharepoint/v3/contenttype/forms">
   <Display>DocumentLibraryForm</Display>
@@ -30409,11 +30625,18 @@
 </FormTemplates>
 </file>
 
-<file path=customXml/item4.xml><?xml version="1.0" encoding="utf-8"?>
-<b:Sources xmlns:b="http://schemas.openxmlformats.org/officeDocument/2006/bibliography" xmlns="http://schemas.openxmlformats.org/officeDocument/2006/bibliography" SelectedStyle="\APASixthEditionOfficeOnline.xsl" StyleName="APA" Version="6"/>
+<file path=customXml/itemProps1.xml><?xml version="1.0" encoding="utf-8"?>
+<ds:datastoreItem xmlns:ds="http://schemas.openxmlformats.org/officeDocument/2006/customXml" ds:itemID="{1279454D-02BE-4A9C-A117-DCD1573E2608}">
+  <ds:schemaRefs>
+    <ds:schemaRef ds:uri="http://schemas.microsoft.com/office/2006/metadata/properties"/>
+    <ds:schemaRef ds:uri="http://schemas.microsoft.com/office/infopath/2007/PartnerControls"/>
+    <ds:schemaRef ds:uri="13c90a0b-73bc-4dc0-be5f-28d77b615beb"/>
+    <ds:schemaRef ds:uri="13c93bba-48ce-428c-bfe5-88b42c19b028"/>
+  </ds:schemaRefs>
+</ds:datastoreItem>
 </file>
 
-<file path=customXml/itemProps1.xml><?xml version="1.0" encoding="utf-8"?>
+<file path=customXml/itemProps2.xml><?xml version="1.0" encoding="utf-8"?>
 <ds:datastoreItem xmlns:ds="http://schemas.openxmlformats.org/officeDocument/2006/customXml" ds:itemID="{DC93A812-DDAC-4FDC-83DD-66FC1193A0BB}">
   <ds:schemaRefs>
     <ds:schemaRef ds:uri="http://schemas.microsoft.com/office/2006/metadata/contentType"/>
@@ -30432,29 +30655,18 @@
 </ds:datastoreItem>
 </file>
 
-<file path=customXml/itemProps2.xml><?xml version="1.0" encoding="utf-8"?>
-<ds:datastoreItem xmlns:ds="http://schemas.openxmlformats.org/officeDocument/2006/customXml" ds:itemID="{1279454D-02BE-4A9C-A117-DCD1573E2608}">
+<file path=customXml/itemProps3.xml><?xml version="1.0" encoding="utf-8"?>
+<ds:datastoreItem xmlns:ds="http://schemas.openxmlformats.org/officeDocument/2006/customXml" ds:itemID="{EAE431FD-7059-4C09-804B-C9D69EB7B213}">
   <ds:schemaRefs>
-    <ds:schemaRef ds:uri="http://schemas.microsoft.com/office/2006/metadata/properties"/>
-    <ds:schemaRef ds:uri="http://schemas.microsoft.com/office/infopath/2007/PartnerControls"/>
-    <ds:schemaRef ds:uri="13c90a0b-73bc-4dc0-be5f-28d77b615beb"/>
-    <ds:schemaRef ds:uri="13c93bba-48ce-428c-bfe5-88b42c19b028"/>
+    <ds:schemaRef ds:uri="http://schemas.openxmlformats.org/officeDocument/2006/bibliography"/>
   </ds:schemaRefs>
 </ds:datastoreItem>
 </file>
 
-<file path=customXml/itemProps3.xml><?xml version="1.0" encoding="utf-8"?>
+<file path=customXml/itemProps4.xml><?xml version="1.0" encoding="utf-8"?>
 <ds:datastoreItem xmlns:ds="http://schemas.openxmlformats.org/officeDocument/2006/customXml" ds:itemID="{10663269-2064-4804-8290-36D4A57F5557}">
   <ds:schemaRefs>
     <ds:schemaRef ds:uri="http://schemas.microsoft.com/sharepoint/v3/contenttype/forms"/>
   </ds:schemaRefs>
 </ds:datastoreItem>
-</file>
-
-<file path=customXml/itemProps4.xml><?xml version="1.0" encoding="utf-8"?>
-<ds:datastoreItem xmlns:ds="http://schemas.openxmlformats.org/officeDocument/2006/customXml" ds:itemID="{EAE431FD-7059-4C09-804B-C9D69EB7B213}">
-  <ds:schemaRefs>
-    <ds:schemaRef ds:uri="http://schemas.openxmlformats.org/officeDocument/2006/bibliography"/>
-  </ds:schemaRefs>
-</ds:datastoreItem>
 </file>